--- a/pr-preview/pr-348/classification-handout-tracked-changes.docx
+++ b/pr-preview/pr-348/classification-handout-tracked-changes.docx
@@ -16,7 +16,7 @@
       </w:pPr>
       <w:del w:id="1" w:author="PR Preview" w:date="2026-01-01T00:00:00Z">
         <w:r>
-          <w:delText xml:space="preserve">Last modified: 2026-10-18 17:33:29 (PDT)</w:delText>
+          <w:delText xml:space="preserve">Last modified: 2026-10-19 00:31:45 (PDT)</w:delText>
         </w:r>
       </w:del>
     </w:p>
@@ -26,7 +26,7 @@
       </w:pPr>
       <w:ins w:id="2" w:author="PR Preview" w:date="2026-01-01T00:00:00Z">
         <w:r>
-          <w:t xml:space="preserve">Last modified: 2026-10-18 22:03:59 (PDT)</w:t>
+          <w:t xml:space="preserve">Last modified: 2026-10-19 00:34:54 (PDT)</w:t>
         </w:r>
       </w:ins>
     </w:p>

--- a/pr-preview/pr-348/classification-handout-tracked-changes.docx
+++ b/pr-preview/pr-348/classification-handout-tracked-changes.docx
@@ -16,7 +16,7 @@
       </w:pPr>
       <w:del w:id="1" w:author="PR Preview" w:date="2026-01-01T00:00:00Z">
         <w:r>
-          <w:delText xml:space="preserve">Last modified: 2026-10-19 00:31:45 (PDT)</w:delText>
+          <w:delText xml:space="preserve">Last modified: 2026-10-19 00:48:10 (PDT)</w:delText>
         </w:r>
       </w:del>
     </w:p>
@@ -26,7 +26,7 @@
       </w:pPr>
       <w:ins w:id="2" w:author="PR Preview" w:date="2026-01-01T00:00:00Z">
         <w:r>
-          <w:t xml:space="preserve">Last modified: 2026-10-19 00:34:54 (PDT)</w:t>
+          <w:t xml:space="preserve">Last modified: 2026-10-19 01:01:02 (PDT)</w:t>
         </w:r>
       </w:ins>
     </w:p>
@@ -193,64 +193,177 @@
       <w:pPr>
         <w:pStyle w:val="BodyText"/>
       </w:pPr>
-      <w:r>
-        <w:rPr>
-          <w:b/>
-          <w:bCs/>
-        </w:rPr>
-        <w:t xml:space="preserve">Definition 1 (Classification)</w:t>
-      </w:r>
-      <w:r>
-        <w:t xml:space="preserve"> </w:t>
-      </w:r>
-      <w:r>
-        <w:t xml:space="preserve">A</w:t>
-      </w:r>
-      <w:r>
-        <w:t xml:space="preserve"> </w:t>
-      </w:r>
-      <w:r>
-        <w:rPr>
-          <w:b/>
-          <w:bCs/>
-        </w:rPr>
-        <w:t xml:space="preserve">classification problem</w:t>
-      </w:r>
-      <w:r>
-        <w:t xml:space="preserve"> </w:t>
-      </w:r>
-      <w:r>
-        <w:t xml:space="preserve">is a statistical problem in which</w:t>
-      </w:r>
-      <w:r>
-        <w:t xml:space="preserve"> </w:t>
-      </w:r>
-      <w:r>
-        <w:t xml:space="preserve">we seek to assign each observation to one of two or more discrete categories</w:t>
-      </w:r>
-      <w:r>
-        <w:t xml:space="preserve"> </w:t>
-      </w:r>
-      <w:r>
-        <w:t xml:space="preserve">based on its observed features or predictors</w:t>
-      </w:r>
-      <w:r>
-        <w:t xml:space="preserve"> </w:t>
-      </w:r>
+      <w:del w:id="3" w:author="PR Preview" w:date="2026-01-01T00:00:00Z">
+        <w:r>
+          <w:rPr>
+            <w:b/>
+            <w:bCs/>
+          </w:rPr>
+          <w:delText xml:space="preserve">Definition 1 (Classification)</w:delText>
+        </w:r>
+      </w:del>
+      <w:del w:id="4" w:author="PR Preview" w:date="2026-01-01T00:00:00Z">
+        <w:r>
+          <w:delText xml:space="preserve"> </w:delText>
+        </w:r>
+      </w:del>
+      <w:del w:id="5" w:author="PR Preview" w:date="2026-01-01T00:00:00Z">
+        <w:r>
+          <w:delText xml:space="preserve">A</w:delText>
+        </w:r>
+      </w:del>
+      <w:del w:id="6" w:author="PR Preview" w:date="2026-01-01T00:00:00Z">
+        <w:r>
+          <w:delText xml:space="preserve"> </w:delText>
+        </w:r>
+      </w:del>
+      <w:del w:id="7" w:author="PR Preview" w:date="2026-01-01T00:00:00Z">
+        <w:r>
+          <w:rPr>
+            <w:b/>
+            <w:bCs/>
+          </w:rPr>
+          <w:delText xml:space="preserve">classification problem</w:delText>
+        </w:r>
+      </w:del>
+      <w:del w:id="8" w:author="PR Preview" w:date="2026-01-01T00:00:00Z">
+        <w:r>
+          <w:delText xml:space="preserve"> </w:delText>
+        </w:r>
+      </w:del>
+      <w:del w:id="9" w:author="PR Preview" w:date="2026-01-01T00:00:00Z">
+        <w:r>
+          <w:delText xml:space="preserve">is a statistical problem in which</w:delText>
+        </w:r>
+      </w:del>
+      <w:del w:id="10" w:author="PR Preview" w:date="2026-01-01T00:00:00Z">
+        <w:r>
+          <w:delText xml:space="preserve"> </w:delText>
+        </w:r>
+      </w:del>
+      <w:del w:id="11" w:author="PR Preview" w:date="2026-01-01T00:00:00Z">
+        <w:r>
+          <w:delText xml:space="preserve">we seek to assign each observation to one of two or more discrete categories</w:delText>
+        </w:r>
+      </w:del>
+      <w:del w:id="12" w:author="PR Preview" w:date="2026-01-01T00:00:00Z">
+        <w:r>
+          <w:delText xml:space="preserve"> </w:delText>
+        </w:r>
+      </w:del>
+      <w:del w:id="13" w:author="PR Preview" w:date="2026-01-01T00:00:00Z">
+        <w:r>
+          <w:delText xml:space="preserve">based on its observed features or predictors</w:delText>
+        </w:r>
+      </w:del>
+      <w:del w:id="14" w:author="PR Preview" w:date="2026-01-01T00:00:00Z">
+        <w:r>
+          <w:delText xml:space="preserve"> </w:delText>
+        </w:r>
+      </w:del>
       <m:oMath>
         <m:r>
           <m:t>x</m:t>
         </m:r>
       </m:oMath>
-      <w:r>
-        <w:t xml:space="preserve"> </w:t>
-      </w:r>
-      <w:r>
-        <w:t xml:space="preserve">[2]</w:t>
-      </w:r>
-      <w:r>
-        <w:t xml:space="preserve">.</w:t>
-      </w:r>
+      <w:del w:id="15" w:author="PR Preview" w:date="2026-01-01T00:00:00Z">
+        <w:r>
+          <w:delText xml:space="preserve"> </w:delText>
+        </w:r>
+      </w:del>
+      <w:del w:id="16" w:author="PR Preview" w:date="2026-01-01T00:00:00Z">
+        <w:r>
+          <w:delText xml:space="preserve">[2]</w:delText>
+        </w:r>
+      </w:del>
+      <w:del w:id="17" w:author="PR Preview" w:date="2026-01-01T00:00:00Z">
+        <w:r>
+          <w:delText xml:space="preserve">.</w:delText>
+        </w:r>
+      </w:del>
+    </w:p>
+    <w:p>
+      <w:pPr>
+        <w:pStyle w:val="BodyText"/>
+      </w:pPr>
+      <w:ins w:id="18" w:author="PR Preview" w:date="2026-01-01T00:00:00Z">
+        <w:r>
+          <w:rPr>
+            <w:b/>
+            <w:bCs/>
+          </w:rPr>
+          <w:t xml:space="preserve">Definition 1 (Classification)</w:t>
+        </w:r>
+      </w:ins>
+      <w:ins w:id="19" w:author="PR Preview" w:date="2026-01-01T00:00:00Z">
+        <w:r>
+          <w:t xml:space="preserve"> </w:t>
+        </w:r>
+      </w:ins>
+      <w:ins w:id="20" w:author="PR Preview" w:date="2026-01-01T00:00:00Z">
+        <w:r>
+          <w:t xml:space="preserve">A</w:t>
+        </w:r>
+      </w:ins>
+      <w:ins w:id="21" w:author="PR Preview" w:date="2026-01-01T00:00:00Z">
+        <w:r>
+          <w:t xml:space="preserve"> </w:t>
+        </w:r>
+      </w:ins>
+      <w:ins w:id="22" w:author="PR Preview" w:date="2026-01-01T00:00:00Z">
+        <w:r>
+          <w:rPr>
+            <w:b/>
+            <w:bCs/>
+          </w:rPr>
+          <w:t xml:space="preserve">classification problem</w:t>
+        </w:r>
+      </w:ins>
+      <w:ins w:id="23" w:author="PR Preview" w:date="2026-01-01T00:00:00Z">
+        <w:r>
+          <w:t xml:space="preserve"> </w:t>
+        </w:r>
+      </w:ins>
+      <w:ins w:id="24" w:author="PR Preview" w:date="2026-01-01T00:00:00Z">
+        <w:r>
+          <w:t xml:space="preserve">is a statistical problem in which</w:t>
+        </w:r>
+      </w:ins>
+      <w:ins w:id="25" w:author="PR Preview" w:date="2026-01-01T00:00:00Z">
+        <w:r>
+          <w:t xml:space="preserve"> </w:t>
+        </w:r>
+      </w:ins>
+      <w:ins w:id="26" w:author="PR Preview" w:date="2026-01-01T00:00:00Z">
+        <w:r>
+          <w:t xml:space="preserve">we seek to assign each observation to one of two or more discrete categories</w:t>
+        </w:r>
+      </w:ins>
+      <w:ins w:id="27" w:author="PR Preview" w:date="2026-01-01T00:00:00Z">
+        <w:r>
+          <w:t xml:space="preserve"> </w:t>
+        </w:r>
+      </w:ins>
+      <w:ins w:id="28" w:author="PR Preview" w:date="2026-01-01T00:00:00Z">
+        <w:r>
+          <w:t xml:space="preserve">based on its observed features or predictors</w:t>
+        </w:r>
+      </w:ins>
+      <w:ins w:id="29" w:author="PR Preview" w:date="2026-01-01T00:00:00Z">
+        <w:r>
+          <w:t xml:space="preserve"> </w:t>
+        </w:r>
+      </w:ins>
+      <m:oMath>
+        <m:r>
+          <m:t>x</m:t>
+        </m:r>
+      </m:oMath>
+      <w:ins w:id="30" w:author="PR Preview" w:date="2026-01-01T00:00:00Z">
+        <w:r>
+          <w:t xml:space="preserve">.</w:t>
+        </w:r>
+      </w:ins>
     </w:p>
     <w:p>
       <w:pPr>
@@ -1025,41 +1138,59 @@
       <w:pPr>
         <w:pStyle w:val="FirstParagraph"/>
       </w:pPr>
-      <w:r>
-        <w:rPr>
-          <w:b/>
-          <w:bCs/>
-        </w:rPr>
-        <w:t xml:space="preserve">Definition 4 (Sensitivity)</w:t>
-      </w:r>
-      <w:r>
-        <w:t xml:space="preserve"> </w:t>
-      </w:r>
-      <w:r>
-        <w:t xml:space="preserve">The</w:t>
-      </w:r>
-      <w:r>
-        <w:t xml:space="preserve"> </w:t>
-      </w:r>
-      <w:r>
-        <w:rPr>
-          <w:b/>
-          <w:bCs/>
-        </w:rPr>
-        <w:t xml:space="preserve">sensitivity</w:t>
-      </w:r>
-      <w:r>
-        <w:t xml:space="preserve"> </w:t>
-      </w:r>
-      <w:r>
-        <w:t xml:space="preserve">of a diagnostic test is the probability</w:t>
-      </w:r>
-      <w:r>
-        <w:t xml:space="preserve"> </w:t>
-      </w:r>
-      <w:r>
-        <w:t xml:space="preserve">that the test is positive (</w:t>
-      </w:r>
+      <w:del w:id="31" w:author="PR Preview" w:date="2026-01-01T00:00:00Z">
+        <w:r>
+          <w:rPr>
+            <w:b/>
+            <w:bCs/>
+          </w:rPr>
+          <w:delText xml:space="preserve">Definition 4 (Sensitivity)</w:delText>
+        </w:r>
+      </w:del>
+      <w:del w:id="32" w:author="PR Preview" w:date="2026-01-01T00:00:00Z">
+        <w:r>
+          <w:delText xml:space="preserve"> </w:delText>
+        </w:r>
+      </w:del>
+      <w:del w:id="33" w:author="PR Preview" w:date="2026-01-01T00:00:00Z">
+        <w:r>
+          <w:delText xml:space="preserve">The</w:delText>
+        </w:r>
+      </w:del>
+      <w:del w:id="34" w:author="PR Preview" w:date="2026-01-01T00:00:00Z">
+        <w:r>
+          <w:delText xml:space="preserve"> </w:delText>
+        </w:r>
+      </w:del>
+      <w:del w:id="35" w:author="PR Preview" w:date="2026-01-01T00:00:00Z">
+        <w:r>
+          <w:rPr>
+            <w:b/>
+            <w:bCs/>
+          </w:rPr>
+          <w:delText xml:space="preserve">sensitivity</w:delText>
+        </w:r>
+      </w:del>
+      <w:del w:id="36" w:author="PR Preview" w:date="2026-01-01T00:00:00Z">
+        <w:r>
+          <w:delText xml:space="preserve"> </w:delText>
+        </w:r>
+      </w:del>
+      <w:del w:id="37" w:author="PR Preview" w:date="2026-01-01T00:00:00Z">
+        <w:r>
+          <w:delText xml:space="preserve">of a diagnostic test is the probability</w:delText>
+        </w:r>
+      </w:del>
+      <w:del w:id="38" w:author="PR Preview" w:date="2026-01-01T00:00:00Z">
+        <w:r>
+          <w:delText xml:space="preserve"> </w:delText>
+        </w:r>
+      </w:del>
+      <w:del w:id="39" w:author="PR Preview" w:date="2026-01-01T00:00:00Z">
+        <w:r>
+          <w:delText xml:space="preserve">that the test is positive (</w:delText>
+        </w:r>
+      </w:del>
       <m:oMath>
         <m:r>
           <m:rPr>
@@ -1068,32 +1199,137 @@
           <m:t>+</m:t>
         </m:r>
       </m:oMath>
-      <w:r>
-        <w:t xml:space="preserve">),</w:t>
-      </w:r>
-      <w:r>
-        <w:t xml:space="preserve"> </w:t>
-      </w:r>
-      <w:r>
-        <w:t xml:space="preserve">given that the person tested has the disease (</w:t>
-      </w:r>
+      <w:del w:id="40" w:author="PR Preview" w:date="2026-01-01T00:00:00Z">
+        <w:r>
+          <w:delText xml:space="preserve">),</w:delText>
+        </w:r>
+      </w:del>
+      <w:del w:id="41" w:author="PR Preview" w:date="2026-01-01T00:00:00Z">
+        <w:r>
+          <w:delText xml:space="preserve"> </w:delText>
+        </w:r>
+      </w:del>
+      <w:del w:id="42" w:author="PR Preview" w:date="2026-01-01T00:00:00Z">
+        <w:r>
+          <w:delText xml:space="preserve">given that the person tested has the disease (</w:delText>
+        </w:r>
+      </w:del>
       <m:oMath>
         <m:r>
           <m:t>D</m:t>
         </m:r>
       </m:oMath>
-      <w:r>
-        <w:t xml:space="preserve">)</w:t>
-      </w:r>
-      <w:r>
-        <w:t xml:space="preserve"> </w:t>
-      </w:r>
-      <w:r>
-        <w:t xml:space="preserve">[3]</w:t>
-      </w:r>
-      <w:r>
-        <w:t xml:space="preserve">:</w:t>
-      </w:r>
+      <w:del w:id="43" w:author="PR Preview" w:date="2026-01-01T00:00:00Z">
+        <w:r>
+          <w:delText xml:space="preserve">)</w:delText>
+        </w:r>
+      </w:del>
+      <w:del w:id="44" w:author="PR Preview" w:date="2026-01-01T00:00:00Z">
+        <w:r>
+          <w:delText xml:space="preserve"> </w:delText>
+        </w:r>
+      </w:del>
+      <w:del w:id="45" w:author="PR Preview" w:date="2026-01-01T00:00:00Z">
+        <w:r>
+          <w:delText xml:space="preserve">[3]</w:delText>
+        </w:r>
+      </w:del>
+      <w:del w:id="46" w:author="PR Preview" w:date="2026-01-01T00:00:00Z">
+        <w:r>
+          <w:delText xml:space="preserve">:</w:delText>
+        </w:r>
+      </w:del>
+    </w:p>
+    <w:p>
+      <w:pPr>
+        <w:pStyle w:val="FirstParagraph"/>
+      </w:pPr>
+      <w:ins w:id="47" w:author="PR Preview" w:date="2026-01-01T00:00:00Z">
+        <w:r>
+          <w:rPr>
+            <w:b/>
+            <w:bCs/>
+          </w:rPr>
+          <w:t xml:space="preserve">Definition 4 (Sensitivity)</w:t>
+        </w:r>
+      </w:ins>
+      <w:ins w:id="48" w:author="PR Preview" w:date="2026-01-01T00:00:00Z">
+        <w:r>
+          <w:t xml:space="preserve"> </w:t>
+        </w:r>
+      </w:ins>
+      <w:ins w:id="49" w:author="PR Preview" w:date="2026-01-01T00:00:00Z">
+        <w:r>
+          <w:t xml:space="preserve">The</w:t>
+        </w:r>
+      </w:ins>
+      <w:ins w:id="50" w:author="PR Preview" w:date="2026-01-01T00:00:00Z">
+        <w:r>
+          <w:t xml:space="preserve"> </w:t>
+        </w:r>
+      </w:ins>
+      <w:ins w:id="51" w:author="PR Preview" w:date="2026-01-01T00:00:00Z">
+        <w:r>
+          <w:rPr>
+            <w:b/>
+            <w:bCs/>
+          </w:rPr>
+          <w:t xml:space="preserve">sensitivity</w:t>
+        </w:r>
+      </w:ins>
+      <w:ins w:id="52" w:author="PR Preview" w:date="2026-01-01T00:00:00Z">
+        <w:r>
+          <w:t xml:space="preserve"> </w:t>
+        </w:r>
+      </w:ins>
+      <w:ins w:id="53" w:author="PR Preview" w:date="2026-01-01T00:00:00Z">
+        <w:r>
+          <w:t xml:space="preserve">of a diagnostic test is the probability</w:t>
+        </w:r>
+      </w:ins>
+      <w:ins w:id="54" w:author="PR Preview" w:date="2026-01-01T00:00:00Z">
+        <w:r>
+          <w:t xml:space="preserve"> </w:t>
+        </w:r>
+      </w:ins>
+      <w:ins w:id="55" w:author="PR Preview" w:date="2026-01-01T00:00:00Z">
+        <w:r>
+          <w:t xml:space="preserve">that the test is positive (</w:t>
+        </w:r>
+      </w:ins>
+      <m:oMath>
+        <m:r>
+          <m:rPr>
+            <m:sty m:val="p"/>
+          </m:rPr>
+          <m:t>+</m:t>
+        </m:r>
+      </m:oMath>
+      <w:ins w:id="56" w:author="PR Preview" w:date="2026-01-01T00:00:00Z">
+        <w:r>
+          <w:t xml:space="preserve">),</w:t>
+        </w:r>
+      </w:ins>
+      <w:ins w:id="57" w:author="PR Preview" w:date="2026-01-01T00:00:00Z">
+        <w:r>
+          <w:t xml:space="preserve"> </w:t>
+        </w:r>
+      </w:ins>
+      <w:ins w:id="58" w:author="PR Preview" w:date="2026-01-01T00:00:00Z">
+        <w:r>
+          <w:t xml:space="preserve">given that the person tested has the disease (</w:t>
+        </w:r>
+      </w:ins>
+      <m:oMath>
+        <m:r>
+          <m:t>D</m:t>
+        </m:r>
+      </m:oMath>
+      <w:ins w:id="59" w:author="PR Preview" w:date="2026-01-01T00:00:00Z">
+        <w:r>
+          <w:t xml:space="preserve">):</w:t>
+        </w:r>
+      </w:ins>
     </w:p>
     <w:p>
       <w:pPr>
@@ -1975,64 +2211,172 @@
       <w:pPr>
         <w:pStyle w:val="FirstParagraph"/>
       </w:pPr>
-      <w:r>
-        <w:rPr>
-          <w:b/>
-          <w:bCs/>
-        </w:rPr>
-        <w:t xml:space="preserve">Definition 6 (Prevalence)</w:t>
-      </w:r>
-      <w:r>
-        <w:t xml:space="preserve"> </w:t>
-      </w:r>
-      <w:r>
-        <w:t xml:space="preserve">The</w:t>
-      </w:r>
-      <w:r>
-        <w:t xml:space="preserve"> </w:t>
-      </w:r>
-      <w:r>
-        <w:rPr>
-          <w:b/>
-          <w:bCs/>
-        </w:rPr>
-        <w:t xml:space="preserve">prevalence</w:t>
-      </w:r>
-      <w:r>
-        <w:t xml:space="preserve"> </w:t>
-      </w:r>
-      <w:r>
-        <w:t xml:space="preserve">of a disease in a population</w:t>
-      </w:r>
-      <w:r>
-        <w:t xml:space="preserve"> </w:t>
-      </w:r>
-      <w:r>
-        <w:t xml:space="preserve">is the probability that a person drawn from that population</w:t>
-      </w:r>
-      <w:r>
-        <w:t xml:space="preserve"> </w:t>
-      </w:r>
-      <w:r>
-        <w:t xml:space="preserve">has the disease (</w:t>
-      </w:r>
+      <w:del w:id="60" w:author="PR Preview" w:date="2026-01-01T00:00:00Z">
+        <w:r>
+          <w:rPr>
+            <w:b/>
+            <w:bCs/>
+          </w:rPr>
+          <w:delText xml:space="preserve">Definition 6 (Prevalence)</w:delText>
+        </w:r>
+      </w:del>
+      <w:del w:id="61" w:author="PR Preview" w:date="2026-01-01T00:00:00Z">
+        <w:r>
+          <w:delText xml:space="preserve"> </w:delText>
+        </w:r>
+      </w:del>
+      <w:del w:id="62" w:author="PR Preview" w:date="2026-01-01T00:00:00Z">
+        <w:r>
+          <w:delText xml:space="preserve">The</w:delText>
+        </w:r>
+      </w:del>
+      <w:del w:id="63" w:author="PR Preview" w:date="2026-01-01T00:00:00Z">
+        <w:r>
+          <w:delText xml:space="preserve"> </w:delText>
+        </w:r>
+      </w:del>
+      <w:del w:id="64" w:author="PR Preview" w:date="2026-01-01T00:00:00Z">
+        <w:r>
+          <w:rPr>
+            <w:b/>
+            <w:bCs/>
+          </w:rPr>
+          <w:delText xml:space="preserve">prevalence</w:delText>
+        </w:r>
+      </w:del>
+      <w:del w:id="65" w:author="PR Preview" w:date="2026-01-01T00:00:00Z">
+        <w:r>
+          <w:delText xml:space="preserve"> </w:delText>
+        </w:r>
+      </w:del>
+      <w:del w:id="66" w:author="PR Preview" w:date="2026-01-01T00:00:00Z">
+        <w:r>
+          <w:delText xml:space="preserve">of a disease in a population</w:delText>
+        </w:r>
+      </w:del>
+      <w:del w:id="67" w:author="PR Preview" w:date="2026-01-01T00:00:00Z">
+        <w:r>
+          <w:delText xml:space="preserve"> </w:delText>
+        </w:r>
+      </w:del>
+      <w:del w:id="68" w:author="PR Preview" w:date="2026-01-01T00:00:00Z">
+        <w:r>
+          <w:delText xml:space="preserve">is the probability that a person drawn from that population</w:delText>
+        </w:r>
+      </w:del>
+      <w:del w:id="69" w:author="PR Preview" w:date="2026-01-01T00:00:00Z">
+        <w:r>
+          <w:delText xml:space="preserve"> </w:delText>
+        </w:r>
+      </w:del>
+      <w:del w:id="70" w:author="PR Preview" w:date="2026-01-01T00:00:00Z">
+        <w:r>
+          <w:delText xml:space="preserve">has the disease (</w:delText>
+        </w:r>
+      </w:del>
       <m:oMath>
         <m:r>
           <m:t>D</m:t>
         </m:r>
       </m:oMath>
-      <w:r>
-        <w:t xml:space="preserve">)</w:t>
-      </w:r>
-      <w:r>
-        <w:t xml:space="preserve"> </w:t>
-      </w:r>
-      <w:r>
-        <w:t xml:space="preserve">[4]</w:t>
-      </w:r>
-      <w:r>
-        <w:t xml:space="preserve">:</w:t>
-      </w:r>
+      <w:del w:id="71" w:author="PR Preview" w:date="2026-01-01T00:00:00Z">
+        <w:r>
+          <w:delText xml:space="preserve">)</w:delText>
+        </w:r>
+      </w:del>
+      <w:del w:id="72" w:author="PR Preview" w:date="2026-01-01T00:00:00Z">
+        <w:r>
+          <w:delText xml:space="preserve"> </w:delText>
+        </w:r>
+      </w:del>
+      <w:del w:id="73" w:author="PR Preview" w:date="2026-01-01T00:00:00Z">
+        <w:r>
+          <w:delText xml:space="preserve">[4]</w:delText>
+        </w:r>
+      </w:del>
+      <w:del w:id="74" w:author="PR Preview" w:date="2026-01-01T00:00:00Z">
+        <w:r>
+          <w:delText xml:space="preserve">:</w:delText>
+        </w:r>
+      </w:del>
+    </w:p>
+    <w:p>
+      <w:pPr>
+        <w:pStyle w:val="FirstParagraph"/>
+      </w:pPr>
+      <w:ins w:id="75" w:author="PR Preview" w:date="2026-01-01T00:00:00Z">
+        <w:r>
+          <w:rPr>
+            <w:b/>
+            <w:bCs/>
+          </w:rPr>
+          <w:t xml:space="preserve">Definition 6 (Prevalence)</w:t>
+        </w:r>
+      </w:ins>
+      <w:ins w:id="76" w:author="PR Preview" w:date="2026-01-01T00:00:00Z">
+        <w:r>
+          <w:t xml:space="preserve"> </w:t>
+        </w:r>
+      </w:ins>
+      <w:ins w:id="77" w:author="PR Preview" w:date="2026-01-01T00:00:00Z">
+        <w:r>
+          <w:t xml:space="preserve">The</w:t>
+        </w:r>
+      </w:ins>
+      <w:ins w:id="78" w:author="PR Preview" w:date="2026-01-01T00:00:00Z">
+        <w:r>
+          <w:t xml:space="preserve"> </w:t>
+        </w:r>
+      </w:ins>
+      <w:ins w:id="79" w:author="PR Preview" w:date="2026-01-01T00:00:00Z">
+        <w:r>
+          <w:rPr>
+            <w:b/>
+            <w:bCs/>
+          </w:rPr>
+          <w:t xml:space="preserve">prevalence</w:t>
+        </w:r>
+      </w:ins>
+      <w:ins w:id="80" w:author="PR Preview" w:date="2026-01-01T00:00:00Z">
+        <w:r>
+          <w:t xml:space="preserve"> </w:t>
+        </w:r>
+      </w:ins>
+      <w:ins w:id="81" w:author="PR Preview" w:date="2026-01-01T00:00:00Z">
+        <w:r>
+          <w:t xml:space="preserve">of a disease in a population</w:t>
+        </w:r>
+      </w:ins>
+      <w:ins w:id="82" w:author="PR Preview" w:date="2026-01-01T00:00:00Z">
+        <w:r>
+          <w:t xml:space="preserve"> </w:t>
+        </w:r>
+      </w:ins>
+      <w:ins w:id="83" w:author="PR Preview" w:date="2026-01-01T00:00:00Z">
+        <w:r>
+          <w:t xml:space="preserve">is the probability that a person drawn from that population</w:t>
+        </w:r>
+      </w:ins>
+      <w:ins w:id="84" w:author="PR Preview" w:date="2026-01-01T00:00:00Z">
+        <w:r>
+          <w:t xml:space="preserve"> </w:t>
+        </w:r>
+      </w:ins>
+      <w:ins w:id="85" w:author="PR Preview" w:date="2026-01-01T00:00:00Z">
+        <w:r>
+          <w:t xml:space="preserve">has the disease (</w:t>
+        </w:r>
+      </w:ins>
+      <m:oMath>
+        <m:r>
+          <m:t>D</m:t>
+        </m:r>
+      </m:oMath>
+      <w:ins w:id="86" w:author="PR Preview" w:date="2026-01-01T00:00:00Z">
+        <w:r>
+          <w:t xml:space="preserve">):</w:t>
+        </w:r>
+      </w:ins>
     </w:p>
     <w:p>
       <w:pPr>
@@ -2468,55 +2812,79 @@
       <w:pPr>
         <w:pStyle w:val="FirstParagraph"/>
       </w:pPr>
-      <w:r>
-        <w:rPr>
-          <w:b/>
-          <w:bCs/>
-        </w:rPr>
-        <w:t xml:space="preserve">Definition 7 (Positive predictive value (PPV))</w:t>
-      </w:r>
-      <w:r>
-        <w:t xml:space="preserve"> </w:t>
-      </w:r>
-      <w:r>
-        <w:t xml:space="preserve">The</w:t>
-      </w:r>
-      <w:r>
-        <w:t xml:space="preserve"> </w:t>
-      </w:r>
-      <w:r>
-        <w:rPr>
-          <w:b/>
-          <w:bCs/>
-        </w:rPr>
-        <w:t xml:space="preserve">positive predictive value</w:t>
-      </w:r>
-      <w:r>
-        <w:t xml:space="preserve"> </w:t>
-      </w:r>
-      <w:r>
-        <w:t xml:space="preserve">of a diagnostic test is the probability</w:t>
-      </w:r>
-      <w:r>
-        <w:t xml:space="preserve"> </w:t>
-      </w:r>
-      <w:r>
-        <w:t xml:space="preserve">that the person tested has the disease (</w:t>
-      </w:r>
+      <w:del w:id="87" w:author="PR Preview" w:date="2026-01-01T00:00:00Z">
+        <w:r>
+          <w:rPr>
+            <w:b/>
+            <w:bCs/>
+          </w:rPr>
+          <w:delText xml:space="preserve">Definition 7 (Positive predictive value (PPV))</w:delText>
+        </w:r>
+      </w:del>
+      <w:del w:id="88" w:author="PR Preview" w:date="2026-01-01T00:00:00Z">
+        <w:r>
+          <w:delText xml:space="preserve"> </w:delText>
+        </w:r>
+      </w:del>
+      <w:del w:id="89" w:author="PR Preview" w:date="2026-01-01T00:00:00Z">
+        <w:r>
+          <w:delText xml:space="preserve">The</w:delText>
+        </w:r>
+      </w:del>
+      <w:del w:id="90" w:author="PR Preview" w:date="2026-01-01T00:00:00Z">
+        <w:r>
+          <w:delText xml:space="preserve"> </w:delText>
+        </w:r>
+      </w:del>
+      <w:del w:id="91" w:author="PR Preview" w:date="2026-01-01T00:00:00Z">
+        <w:r>
+          <w:rPr>
+            <w:b/>
+            <w:bCs/>
+          </w:rPr>
+          <w:delText xml:space="preserve">positive predictive value</w:delText>
+        </w:r>
+      </w:del>
+      <w:del w:id="92" w:author="PR Preview" w:date="2026-01-01T00:00:00Z">
+        <w:r>
+          <w:delText xml:space="preserve"> </w:delText>
+        </w:r>
+      </w:del>
+      <w:del w:id="93" w:author="PR Preview" w:date="2026-01-01T00:00:00Z">
+        <w:r>
+          <w:delText xml:space="preserve">of a diagnostic test is the probability</w:delText>
+        </w:r>
+      </w:del>
+      <w:del w:id="94" w:author="PR Preview" w:date="2026-01-01T00:00:00Z">
+        <w:r>
+          <w:delText xml:space="preserve"> </w:delText>
+        </w:r>
+      </w:del>
+      <w:del w:id="95" w:author="PR Preview" w:date="2026-01-01T00:00:00Z">
+        <w:r>
+          <w:delText xml:space="preserve">that the person tested has the disease (</w:delText>
+        </w:r>
+      </w:del>
       <m:oMath>
         <m:r>
           <m:t>D</m:t>
         </m:r>
       </m:oMath>
-      <w:r>
-        <w:t xml:space="preserve">),</w:t>
-      </w:r>
-      <w:r>
-        <w:t xml:space="preserve"> </w:t>
-      </w:r>
-      <w:r>
-        <w:t xml:space="preserve">given that the test is positive (</w:t>
-      </w:r>
+      <w:del w:id="96" w:author="PR Preview" w:date="2026-01-01T00:00:00Z">
+        <w:r>
+          <w:delText xml:space="preserve">),</w:delText>
+        </w:r>
+      </w:del>
+      <w:del w:id="97" w:author="PR Preview" w:date="2026-01-01T00:00:00Z">
+        <w:r>
+          <w:delText xml:space="preserve"> </w:delText>
+        </w:r>
+      </w:del>
+      <w:del w:id="98" w:author="PR Preview" w:date="2026-01-01T00:00:00Z">
+        <w:r>
+          <w:delText xml:space="preserve">given that the test is positive (</w:delText>
+        </w:r>
+      </w:del>
       <m:oMath>
         <m:r>
           <m:rPr>
@@ -2525,18 +2893,117 @@
           <m:t>+</m:t>
         </m:r>
       </m:oMath>
-      <w:r>
-        <w:t xml:space="preserve">)</w:t>
-      </w:r>
-      <w:r>
-        <w:t xml:space="preserve"> </w:t>
-      </w:r>
-      <w:r>
-        <w:t xml:space="preserve">[5]</w:t>
-      </w:r>
-      <w:r>
-        <w:t xml:space="preserve">:</w:t>
-      </w:r>
+      <w:del w:id="99" w:author="PR Preview" w:date="2026-01-01T00:00:00Z">
+        <w:r>
+          <w:delText xml:space="preserve">)</w:delText>
+        </w:r>
+      </w:del>
+      <w:del w:id="100" w:author="PR Preview" w:date="2026-01-01T00:00:00Z">
+        <w:r>
+          <w:delText xml:space="preserve"> </w:delText>
+        </w:r>
+      </w:del>
+      <w:del w:id="101" w:author="PR Preview" w:date="2026-01-01T00:00:00Z">
+        <w:r>
+          <w:delText xml:space="preserve">[5]</w:delText>
+        </w:r>
+      </w:del>
+      <w:del w:id="102" w:author="PR Preview" w:date="2026-01-01T00:00:00Z">
+        <w:r>
+          <w:delText xml:space="preserve">:</w:delText>
+        </w:r>
+      </w:del>
+    </w:p>
+    <w:p>
+      <w:pPr>
+        <w:pStyle w:val="FirstParagraph"/>
+      </w:pPr>
+      <w:ins w:id="103" w:author="PR Preview" w:date="2026-01-01T00:00:00Z">
+        <w:r>
+          <w:rPr>
+            <w:b/>
+            <w:bCs/>
+          </w:rPr>
+          <w:t xml:space="preserve">Definition 7 (Positive predictive value (PPV))</w:t>
+        </w:r>
+      </w:ins>
+      <w:ins w:id="104" w:author="PR Preview" w:date="2026-01-01T00:00:00Z">
+        <w:r>
+          <w:t xml:space="preserve"> </w:t>
+        </w:r>
+      </w:ins>
+      <w:ins w:id="105" w:author="PR Preview" w:date="2026-01-01T00:00:00Z">
+        <w:r>
+          <w:t xml:space="preserve">The</w:t>
+        </w:r>
+      </w:ins>
+      <w:ins w:id="106" w:author="PR Preview" w:date="2026-01-01T00:00:00Z">
+        <w:r>
+          <w:t xml:space="preserve"> </w:t>
+        </w:r>
+      </w:ins>
+      <w:ins w:id="107" w:author="PR Preview" w:date="2026-01-01T00:00:00Z">
+        <w:r>
+          <w:rPr>
+            <w:b/>
+            <w:bCs/>
+          </w:rPr>
+          <w:t xml:space="preserve">positive predictive value</w:t>
+        </w:r>
+      </w:ins>
+      <w:ins w:id="108" w:author="PR Preview" w:date="2026-01-01T00:00:00Z">
+        <w:r>
+          <w:t xml:space="preserve"> </w:t>
+        </w:r>
+      </w:ins>
+      <w:ins w:id="109" w:author="PR Preview" w:date="2026-01-01T00:00:00Z">
+        <w:r>
+          <w:t xml:space="preserve">of a diagnostic test is the probability</w:t>
+        </w:r>
+      </w:ins>
+      <w:ins w:id="110" w:author="PR Preview" w:date="2026-01-01T00:00:00Z">
+        <w:r>
+          <w:t xml:space="preserve"> </w:t>
+        </w:r>
+      </w:ins>
+      <w:ins w:id="111" w:author="PR Preview" w:date="2026-01-01T00:00:00Z">
+        <w:r>
+          <w:t xml:space="preserve">that the person tested has the disease (</w:t>
+        </w:r>
+      </w:ins>
+      <m:oMath>
+        <m:r>
+          <m:t>D</m:t>
+        </m:r>
+      </m:oMath>
+      <w:ins w:id="112" w:author="PR Preview" w:date="2026-01-01T00:00:00Z">
+        <w:r>
+          <w:t xml:space="preserve">),</w:t>
+        </w:r>
+      </w:ins>
+      <w:ins w:id="113" w:author="PR Preview" w:date="2026-01-01T00:00:00Z">
+        <w:r>
+          <w:t xml:space="preserve"> </w:t>
+        </w:r>
+      </w:ins>
+      <w:ins w:id="114" w:author="PR Preview" w:date="2026-01-01T00:00:00Z">
+        <w:r>
+          <w:t xml:space="preserve">given that the test is positive (</w:t>
+        </w:r>
+      </w:ins>
+      <m:oMath>
+        <m:r>
+          <m:rPr>
+            <m:sty m:val="p"/>
+          </m:rPr>
+          <m:t>+</m:t>
+        </m:r>
+      </m:oMath>
+      <w:ins w:id="115" w:author="PR Preview" w:date="2026-01-01T00:00:00Z">
+        <w:r>
+          <w:t xml:space="preserve">):</w:t>
+        </w:r>
+      </w:ins>
     </w:p>
     <w:p>
       <w:pPr>
@@ -9470,70 +9937,192 @@
       <w:pPr>
         <w:pStyle w:val="BodyText"/>
       </w:pPr>
-      <w:r>
-        <w:rPr>
-          <w:b/>
-          <w:bCs/>
-        </w:rPr>
-        <w:t xml:space="preserve">Definition 9 (Agreement table)</w:t>
-      </w:r>
-      <w:r>
-        <w:t xml:space="preserve"> </w:t>
-      </w:r>
-      <w:r>
-        <w:t xml:space="preserve">For</w:t>
-      </w:r>
-      <w:r>
-        <w:t xml:space="preserve"> </w:t>
-      </w:r>
+      <w:del w:id="116" w:author="PR Preview" w:date="2026-01-01T00:00:00Z">
+        <w:r>
+          <w:rPr>
+            <w:b/>
+            <w:bCs/>
+          </w:rPr>
+          <w:delText xml:space="preserve">Definition 9 (Agreement table)</w:delText>
+        </w:r>
+      </w:del>
+      <w:del w:id="117" w:author="PR Preview" w:date="2026-01-01T00:00:00Z">
+        <w:r>
+          <w:delText xml:space="preserve"> </w:delText>
+        </w:r>
+      </w:del>
+      <w:del w:id="118" w:author="PR Preview" w:date="2026-01-01T00:00:00Z">
+        <w:r>
+          <w:delText xml:space="preserve">For</w:delText>
+        </w:r>
+      </w:del>
+      <w:del w:id="119" w:author="PR Preview" w:date="2026-01-01T00:00:00Z">
+        <w:r>
+          <w:delText xml:space="preserve"> </w:delText>
+        </w:r>
+      </w:del>
       <m:oMath>
         <m:r>
           <m:t>n</m:t>
         </m:r>
       </m:oMath>
-      <w:r>
-        <w:t xml:space="preserve"> </w:t>
-      </w:r>
-      <w:r>
-        <w:t xml:space="preserve">observations that an agent and a reference</w:t>
-      </w:r>
-      <w:r>
-        <w:t xml:space="preserve"> </w:t>
-      </w:r>
-      <w:r>
-        <w:t xml:space="preserve">each classify as positive or negative,</w:t>
-      </w:r>
-      <w:r>
-        <w:t xml:space="preserve"> </w:t>
-      </w:r>
-      <w:r>
-        <w:t xml:space="preserve">the</w:t>
-      </w:r>
-      <w:r>
-        <w:t xml:space="preserve"> </w:t>
-      </w:r>
-      <w:r>
-        <w:rPr>
-          <w:b/>
-          <w:bCs/>
-        </w:rPr>
-        <w:t xml:space="preserve">agreement table</w:t>
-      </w:r>
-      <w:r>
-        <w:t xml:space="preserve"> </w:t>
-      </w:r>
-      <w:r>
-        <w:t xml:space="preserve">counts the four combinations</w:t>
-      </w:r>
-      <w:r>
-        <w:t xml:space="preserve"> </w:t>
-      </w:r>
-      <w:r>
-        <w:t xml:space="preserve">[6]</w:t>
-      </w:r>
-      <w:r>
-        <w:t xml:space="preserve">:</w:t>
-      </w:r>
+      <w:del w:id="120" w:author="PR Preview" w:date="2026-01-01T00:00:00Z">
+        <w:r>
+          <w:delText xml:space="preserve"> </w:delText>
+        </w:r>
+      </w:del>
+      <w:del w:id="121" w:author="PR Preview" w:date="2026-01-01T00:00:00Z">
+        <w:r>
+          <w:delText xml:space="preserve">observations that an agent and a reference</w:delText>
+        </w:r>
+      </w:del>
+      <w:del w:id="122" w:author="PR Preview" w:date="2026-01-01T00:00:00Z">
+        <w:r>
+          <w:delText xml:space="preserve"> </w:delText>
+        </w:r>
+      </w:del>
+      <w:del w:id="123" w:author="PR Preview" w:date="2026-01-01T00:00:00Z">
+        <w:r>
+          <w:delText xml:space="preserve">each classify as positive or negative,</w:delText>
+        </w:r>
+      </w:del>
+      <w:del w:id="124" w:author="PR Preview" w:date="2026-01-01T00:00:00Z">
+        <w:r>
+          <w:delText xml:space="preserve"> </w:delText>
+        </w:r>
+      </w:del>
+      <w:del w:id="125" w:author="PR Preview" w:date="2026-01-01T00:00:00Z">
+        <w:r>
+          <w:delText xml:space="preserve">the</w:delText>
+        </w:r>
+      </w:del>
+      <w:del w:id="126" w:author="PR Preview" w:date="2026-01-01T00:00:00Z">
+        <w:r>
+          <w:delText xml:space="preserve"> </w:delText>
+        </w:r>
+      </w:del>
+      <w:del w:id="127" w:author="PR Preview" w:date="2026-01-01T00:00:00Z">
+        <w:r>
+          <w:rPr>
+            <w:b/>
+            <w:bCs/>
+          </w:rPr>
+          <w:delText xml:space="preserve">agreement table</w:delText>
+        </w:r>
+      </w:del>
+      <w:del w:id="128" w:author="PR Preview" w:date="2026-01-01T00:00:00Z">
+        <w:r>
+          <w:delText xml:space="preserve"> </w:delText>
+        </w:r>
+      </w:del>
+      <w:del w:id="129" w:author="PR Preview" w:date="2026-01-01T00:00:00Z">
+        <w:r>
+          <w:delText xml:space="preserve">counts the four combinations</w:delText>
+        </w:r>
+      </w:del>
+      <w:del w:id="130" w:author="PR Preview" w:date="2026-01-01T00:00:00Z">
+        <w:r>
+          <w:delText xml:space="preserve"> </w:delText>
+        </w:r>
+      </w:del>
+      <w:del w:id="131" w:author="PR Preview" w:date="2026-01-01T00:00:00Z">
+        <w:r>
+          <w:delText xml:space="preserve">[6]</w:delText>
+        </w:r>
+      </w:del>
+      <w:del w:id="132" w:author="PR Preview" w:date="2026-01-01T00:00:00Z">
+        <w:r>
+          <w:delText xml:space="preserve">:</w:delText>
+        </w:r>
+      </w:del>
+    </w:p>
+    <w:p>
+      <w:pPr>
+        <w:pStyle w:val="BodyText"/>
+      </w:pPr>
+      <w:ins w:id="133" w:author="PR Preview" w:date="2026-01-01T00:00:00Z">
+        <w:r>
+          <w:rPr>
+            <w:b/>
+            <w:bCs/>
+          </w:rPr>
+          <w:t xml:space="preserve">Definition 9 (Agreement table)</w:t>
+        </w:r>
+      </w:ins>
+      <w:ins w:id="134" w:author="PR Preview" w:date="2026-01-01T00:00:00Z">
+        <w:r>
+          <w:t xml:space="preserve"> </w:t>
+        </w:r>
+      </w:ins>
+      <w:ins w:id="135" w:author="PR Preview" w:date="2026-01-01T00:00:00Z">
+        <w:r>
+          <w:t xml:space="preserve">For</w:t>
+        </w:r>
+      </w:ins>
+      <w:ins w:id="136" w:author="PR Preview" w:date="2026-01-01T00:00:00Z">
+        <w:r>
+          <w:t xml:space="preserve"> </w:t>
+        </w:r>
+      </w:ins>
+      <m:oMath>
+        <m:r>
+          <m:t>n</m:t>
+        </m:r>
+      </m:oMath>
+      <w:ins w:id="137" w:author="PR Preview" w:date="2026-01-01T00:00:00Z">
+        <w:r>
+          <w:t xml:space="preserve"> </w:t>
+        </w:r>
+      </w:ins>
+      <w:ins w:id="138" w:author="PR Preview" w:date="2026-01-01T00:00:00Z">
+        <w:r>
+          <w:t xml:space="preserve">observations that an agent and a reference</w:t>
+        </w:r>
+      </w:ins>
+      <w:ins w:id="139" w:author="PR Preview" w:date="2026-01-01T00:00:00Z">
+        <w:r>
+          <w:t xml:space="preserve"> </w:t>
+        </w:r>
+      </w:ins>
+      <w:ins w:id="140" w:author="PR Preview" w:date="2026-01-01T00:00:00Z">
+        <w:r>
+          <w:t xml:space="preserve">each classify as positive or negative,</w:t>
+        </w:r>
+      </w:ins>
+      <w:ins w:id="141" w:author="PR Preview" w:date="2026-01-01T00:00:00Z">
+        <w:r>
+          <w:t xml:space="preserve"> </w:t>
+        </w:r>
+      </w:ins>
+      <w:ins w:id="142" w:author="PR Preview" w:date="2026-01-01T00:00:00Z">
+        <w:r>
+          <w:t xml:space="preserve">the</w:t>
+        </w:r>
+      </w:ins>
+      <w:ins w:id="143" w:author="PR Preview" w:date="2026-01-01T00:00:00Z">
+        <w:r>
+          <w:t xml:space="preserve"> </w:t>
+        </w:r>
+      </w:ins>
+      <w:ins w:id="144" w:author="PR Preview" w:date="2026-01-01T00:00:00Z">
+        <w:r>
+          <w:rPr>
+            <w:b/>
+            <w:bCs/>
+          </w:rPr>
+          <w:t xml:space="preserve">agreement table</w:t>
+        </w:r>
+      </w:ins>
+      <w:ins w:id="145" w:author="PR Preview" w:date="2026-01-01T00:00:00Z">
+        <w:r>
+          <w:t xml:space="preserve"> </w:t>
+        </w:r>
+      </w:ins>
+      <w:ins w:id="146" w:author="PR Preview" w:date="2026-01-01T00:00:00Z">
+        <w:r>
+          <w:t xml:space="preserve">counts the four combinations:</w:t>
+        </w:r>
+      </w:ins>
     </w:p>
     <w:tbl>
       <w:tblPr>
@@ -13915,72 +14504,192 @@
       <w:pPr>
         <w:pStyle w:val="FirstParagraph"/>
       </w:pPr>
-      <w:r>
-        <w:rPr>
-          <w:b/>
-          <w:bCs/>
-        </w:rPr>
-        <w:t xml:space="preserve">Definition 15 (Harmonic mean)</w:t>
-      </w:r>
-      <w:r>
-        <w:t xml:space="preserve"> </w:t>
-      </w:r>
-      <w:r>
-        <w:t xml:space="preserve">The</w:t>
-      </w:r>
-      <w:r>
-        <w:t xml:space="preserve"> </w:t>
-      </w:r>
-      <w:r>
-        <w:rPr>
-          <w:b/>
-          <w:bCs/>
-        </w:rPr>
-        <w:t xml:space="preserve">harmonic mean</w:t>
-      </w:r>
-      <w:r>
-        <w:t xml:space="preserve"> </w:t>
-      </w:r>
-      <w:r>
-        <w:t xml:space="preserve">of two positive numbers</w:t>
-      </w:r>
-      <w:r>
-        <w:t xml:space="preserve"> </w:t>
-      </w:r>
+      <w:del w:id="147" w:author="PR Preview" w:date="2026-01-01T00:00:00Z">
+        <w:r>
+          <w:rPr>
+            <w:b/>
+            <w:bCs/>
+          </w:rPr>
+          <w:delText xml:space="preserve">Definition 15 (Harmonic mean)</w:delText>
+        </w:r>
+      </w:del>
+      <w:del w:id="148" w:author="PR Preview" w:date="2026-01-01T00:00:00Z">
+        <w:r>
+          <w:delText xml:space="preserve"> </w:delText>
+        </w:r>
+      </w:del>
+      <w:del w:id="149" w:author="PR Preview" w:date="2026-01-01T00:00:00Z">
+        <w:r>
+          <w:delText xml:space="preserve">The</w:delText>
+        </w:r>
+      </w:del>
+      <w:del w:id="150" w:author="PR Preview" w:date="2026-01-01T00:00:00Z">
+        <w:r>
+          <w:delText xml:space="preserve"> </w:delText>
+        </w:r>
+      </w:del>
+      <w:del w:id="151" w:author="PR Preview" w:date="2026-01-01T00:00:00Z">
+        <w:r>
+          <w:rPr>
+            <w:b/>
+            <w:bCs/>
+          </w:rPr>
+          <w:delText xml:space="preserve">harmonic mean</w:delText>
+        </w:r>
+      </w:del>
+      <w:del w:id="152" w:author="PR Preview" w:date="2026-01-01T00:00:00Z">
+        <w:r>
+          <w:delText xml:space="preserve"> </w:delText>
+        </w:r>
+      </w:del>
+      <w:del w:id="153" w:author="PR Preview" w:date="2026-01-01T00:00:00Z">
+        <w:r>
+          <w:delText xml:space="preserve">of two positive numbers</w:delText>
+        </w:r>
+      </w:del>
+      <w:del w:id="154" w:author="PR Preview" w:date="2026-01-01T00:00:00Z">
+        <w:r>
+          <w:delText xml:space="preserve"> </w:delText>
+        </w:r>
+      </w:del>
       <m:oMath>
         <m:r>
           <m:t>x</m:t>
         </m:r>
       </m:oMath>
-      <w:r>
-        <w:t xml:space="preserve"> </w:t>
-      </w:r>
-      <w:r>
-        <w:t xml:space="preserve">and</w:t>
-      </w:r>
-      <w:r>
-        <w:t xml:space="preserve"> </w:t>
-      </w:r>
+      <w:del w:id="155" w:author="PR Preview" w:date="2026-01-01T00:00:00Z">
+        <w:r>
+          <w:delText xml:space="preserve"> </w:delText>
+        </w:r>
+      </w:del>
+      <w:del w:id="156" w:author="PR Preview" w:date="2026-01-01T00:00:00Z">
+        <w:r>
+          <w:delText xml:space="preserve">and</w:delText>
+        </w:r>
+      </w:del>
+      <w:del w:id="157" w:author="PR Preview" w:date="2026-01-01T00:00:00Z">
+        <w:r>
+          <w:delText xml:space="preserve"> </w:delText>
+        </w:r>
+      </w:del>
       <m:oMath>
         <m:r>
           <m:t>y</m:t>
         </m:r>
       </m:oMath>
-      <w:r>
-        <w:t xml:space="preserve"> </w:t>
-      </w:r>
-      <w:r>
-        <w:t xml:space="preserve">is the reciprocal of the average of their reciprocals</w:t>
-      </w:r>
-      <w:r>
-        <w:t xml:space="preserve"> </w:t>
-      </w:r>
-      <w:r>
-        <w:t xml:space="preserve">[8]</w:t>
-      </w:r>
-      <w:r>
-        <w:t xml:space="preserve">:</w:t>
-      </w:r>
+      <w:del w:id="158" w:author="PR Preview" w:date="2026-01-01T00:00:00Z">
+        <w:r>
+          <w:delText xml:space="preserve"> </w:delText>
+        </w:r>
+      </w:del>
+      <w:del w:id="159" w:author="PR Preview" w:date="2026-01-01T00:00:00Z">
+        <w:r>
+          <w:delText xml:space="preserve">is the reciprocal of the average of their reciprocals</w:delText>
+        </w:r>
+      </w:del>
+      <w:del w:id="160" w:author="PR Preview" w:date="2026-01-01T00:00:00Z">
+        <w:r>
+          <w:delText xml:space="preserve"> </w:delText>
+        </w:r>
+      </w:del>
+      <w:del w:id="161" w:author="PR Preview" w:date="2026-01-01T00:00:00Z">
+        <w:r>
+          <w:delText xml:space="preserve">[8]</w:delText>
+        </w:r>
+      </w:del>
+      <w:del w:id="162" w:author="PR Preview" w:date="2026-01-01T00:00:00Z">
+        <w:r>
+          <w:delText xml:space="preserve">:</w:delText>
+        </w:r>
+      </w:del>
+    </w:p>
+    <w:p>
+      <w:pPr>
+        <w:pStyle w:val="FirstParagraph"/>
+      </w:pPr>
+      <w:ins w:id="163" w:author="PR Preview" w:date="2026-01-01T00:00:00Z">
+        <w:r>
+          <w:rPr>
+            <w:b/>
+            <w:bCs/>
+          </w:rPr>
+          <w:t xml:space="preserve">Definition 15 (Harmonic mean)</w:t>
+        </w:r>
+      </w:ins>
+      <w:ins w:id="164" w:author="PR Preview" w:date="2026-01-01T00:00:00Z">
+        <w:r>
+          <w:t xml:space="preserve"> </w:t>
+        </w:r>
+      </w:ins>
+      <w:ins w:id="165" w:author="PR Preview" w:date="2026-01-01T00:00:00Z">
+        <w:r>
+          <w:t xml:space="preserve">The</w:t>
+        </w:r>
+      </w:ins>
+      <w:ins w:id="166" w:author="PR Preview" w:date="2026-01-01T00:00:00Z">
+        <w:r>
+          <w:t xml:space="preserve"> </w:t>
+        </w:r>
+      </w:ins>
+      <w:ins w:id="167" w:author="PR Preview" w:date="2026-01-01T00:00:00Z">
+        <w:r>
+          <w:rPr>
+            <w:b/>
+            <w:bCs/>
+          </w:rPr>
+          <w:t xml:space="preserve">harmonic mean</w:t>
+        </w:r>
+      </w:ins>
+      <w:ins w:id="168" w:author="PR Preview" w:date="2026-01-01T00:00:00Z">
+        <w:r>
+          <w:t xml:space="preserve"> </w:t>
+        </w:r>
+      </w:ins>
+      <w:ins w:id="169" w:author="PR Preview" w:date="2026-01-01T00:00:00Z">
+        <w:r>
+          <w:t xml:space="preserve">of two positive numbers</w:t>
+        </w:r>
+      </w:ins>
+      <w:ins w:id="170" w:author="PR Preview" w:date="2026-01-01T00:00:00Z">
+        <w:r>
+          <w:t xml:space="preserve"> </w:t>
+        </w:r>
+      </w:ins>
+      <m:oMath>
+        <m:r>
+          <m:t>x</m:t>
+        </m:r>
+      </m:oMath>
+      <w:ins w:id="171" w:author="PR Preview" w:date="2026-01-01T00:00:00Z">
+        <w:r>
+          <w:t xml:space="preserve"> </w:t>
+        </w:r>
+      </w:ins>
+      <w:ins w:id="172" w:author="PR Preview" w:date="2026-01-01T00:00:00Z">
+        <w:r>
+          <w:t xml:space="preserve">and</w:t>
+        </w:r>
+      </w:ins>
+      <w:ins w:id="173" w:author="PR Preview" w:date="2026-01-01T00:00:00Z">
+        <w:r>
+          <w:t xml:space="preserve"> </w:t>
+        </w:r>
+      </w:ins>
+      <m:oMath>
+        <m:r>
+          <m:t>y</m:t>
+        </m:r>
+      </m:oMath>
+      <w:ins w:id="174" w:author="PR Preview" w:date="2026-01-01T00:00:00Z">
+        <w:r>
+          <w:t xml:space="preserve"> </w:t>
+        </w:r>
+      </w:ins>
+      <w:ins w:id="175" w:author="PR Preview" w:date="2026-01-01T00:00:00Z">
+        <w:r>
+          <w:t xml:space="preserve">is the reciprocal of the average of their reciprocals:</w:t>
+        </w:r>
+      </w:ins>
     </w:p>
     <w:p>
       <w:pPr>

--- a/pr-preview/pr-348/classification-handout-tracked-changes.docx
+++ b/pr-preview/pr-348/classification-handout-tracked-changes.docx
@@ -16,7 +16,7 @@
       </w:pPr>
       <w:del w:id="1" w:author="PR Preview" w:date="2026-01-01T00:00:00Z">
         <w:r>
-          <w:delText xml:space="preserve">Last modified: 2026-10-19 00:48:10 (PDT)</w:delText>
+          <w:delText xml:space="preserve">Last modified: 2026-10-19 01:04:06 (PDT)</w:delText>
         </w:r>
       </w:del>
     </w:p>
@@ -26,7 +26,7 @@
       </w:pPr>
       <w:ins w:id="2" w:author="PR Preview" w:date="2026-01-01T00:00:00Z">
         <w:r>
-          <w:t xml:space="preserve">Last modified: 2026-10-19 01:01:02 (PDT)</w:t>
+          <w:t xml:space="preserve">Last modified: 2026-10-19 01:23:15 (PDT)</w:t>
         </w:r>
       </w:ins>
     </w:p>
@@ -193,177 +193,58 @@
       <w:pPr>
         <w:pStyle w:val="BodyText"/>
       </w:pPr>
-      <w:del w:id="3" w:author="PR Preview" w:date="2026-01-01T00:00:00Z">
-        <w:r>
-          <w:rPr>
-            <w:b/>
-            <w:bCs/>
-          </w:rPr>
-          <w:delText xml:space="preserve">Definition 1 (Classification)</w:delText>
-        </w:r>
-      </w:del>
-      <w:del w:id="4" w:author="PR Preview" w:date="2026-01-01T00:00:00Z">
-        <w:r>
-          <w:delText xml:space="preserve"> </w:delText>
-        </w:r>
-      </w:del>
-      <w:del w:id="5" w:author="PR Preview" w:date="2026-01-01T00:00:00Z">
-        <w:r>
-          <w:delText xml:space="preserve">A</w:delText>
-        </w:r>
-      </w:del>
-      <w:del w:id="6" w:author="PR Preview" w:date="2026-01-01T00:00:00Z">
-        <w:r>
-          <w:delText xml:space="preserve"> </w:delText>
-        </w:r>
-      </w:del>
-      <w:del w:id="7" w:author="PR Preview" w:date="2026-01-01T00:00:00Z">
-        <w:r>
-          <w:rPr>
-            <w:b/>
-            <w:bCs/>
-          </w:rPr>
-          <w:delText xml:space="preserve">classification problem</w:delText>
-        </w:r>
-      </w:del>
-      <w:del w:id="8" w:author="PR Preview" w:date="2026-01-01T00:00:00Z">
-        <w:r>
-          <w:delText xml:space="preserve"> </w:delText>
-        </w:r>
-      </w:del>
-      <w:del w:id="9" w:author="PR Preview" w:date="2026-01-01T00:00:00Z">
-        <w:r>
-          <w:delText xml:space="preserve">is a statistical problem in which</w:delText>
-        </w:r>
-      </w:del>
-      <w:del w:id="10" w:author="PR Preview" w:date="2026-01-01T00:00:00Z">
-        <w:r>
-          <w:delText xml:space="preserve"> </w:delText>
-        </w:r>
-      </w:del>
-      <w:del w:id="11" w:author="PR Preview" w:date="2026-01-01T00:00:00Z">
-        <w:r>
-          <w:delText xml:space="preserve">we seek to assign each observation to one of two or more discrete categories</w:delText>
-        </w:r>
-      </w:del>
-      <w:del w:id="12" w:author="PR Preview" w:date="2026-01-01T00:00:00Z">
-        <w:r>
-          <w:delText xml:space="preserve"> </w:delText>
-        </w:r>
-      </w:del>
-      <w:del w:id="13" w:author="PR Preview" w:date="2026-01-01T00:00:00Z">
-        <w:r>
-          <w:delText xml:space="preserve">based on its observed features or predictors</w:delText>
-        </w:r>
-      </w:del>
-      <w:del w:id="14" w:author="PR Preview" w:date="2026-01-01T00:00:00Z">
-        <w:r>
-          <w:delText xml:space="preserve"> </w:delText>
-        </w:r>
-      </w:del>
+      <w:r>
+        <w:rPr>
+          <w:b/>
+          <w:bCs/>
+        </w:rPr>
+        <w:t xml:space="preserve">Definition 1 (Classification)</w:t>
+      </w:r>
+      <w:r>
+        <w:t xml:space="preserve"> </w:t>
+      </w:r>
+      <w:r>
+        <w:t xml:space="preserve">A</w:t>
+      </w:r>
+      <w:r>
+        <w:t xml:space="preserve"> </w:t>
+      </w:r>
+      <w:r>
+        <w:rPr>
+          <w:b/>
+          <w:bCs/>
+        </w:rPr>
+        <w:t xml:space="preserve">classification problem</w:t>
+      </w:r>
+      <w:r>
+        <w:t xml:space="preserve"> </w:t>
+      </w:r>
+      <w:r>
+        <w:t xml:space="preserve">is a statistical problem in which</w:t>
+      </w:r>
+      <w:r>
+        <w:t xml:space="preserve"> </w:t>
+      </w:r>
+      <w:r>
+        <w:t xml:space="preserve">we seek to assign each observation to one of two or more discrete categories</w:t>
+      </w:r>
+      <w:r>
+        <w:t xml:space="preserve"> </w:t>
+      </w:r>
+      <w:r>
+        <w:t xml:space="preserve">based on its observed features or predictors</w:t>
+      </w:r>
+      <w:r>
+        <w:t xml:space="preserve"> </w:t>
+      </w:r>
       <m:oMath>
         <m:r>
           <m:t>x</m:t>
         </m:r>
       </m:oMath>
-      <w:del w:id="15" w:author="PR Preview" w:date="2026-01-01T00:00:00Z">
-        <w:r>
-          <w:delText xml:space="preserve"> </w:delText>
-        </w:r>
-      </w:del>
-      <w:del w:id="16" w:author="PR Preview" w:date="2026-01-01T00:00:00Z">
-        <w:r>
-          <w:delText xml:space="preserve">[2]</w:delText>
-        </w:r>
-      </w:del>
-      <w:del w:id="17" w:author="PR Preview" w:date="2026-01-01T00:00:00Z">
-        <w:r>
-          <w:delText xml:space="preserve">.</w:delText>
-        </w:r>
-      </w:del>
-    </w:p>
-    <w:p>
-      <w:pPr>
-        <w:pStyle w:val="BodyText"/>
-      </w:pPr>
-      <w:ins w:id="18" w:author="PR Preview" w:date="2026-01-01T00:00:00Z">
-        <w:r>
-          <w:rPr>
-            <w:b/>
-            <w:bCs/>
-          </w:rPr>
-          <w:t xml:space="preserve">Definition 1 (Classification)</w:t>
-        </w:r>
-      </w:ins>
-      <w:ins w:id="19" w:author="PR Preview" w:date="2026-01-01T00:00:00Z">
-        <w:r>
-          <w:t xml:space="preserve"> </w:t>
-        </w:r>
-      </w:ins>
-      <w:ins w:id="20" w:author="PR Preview" w:date="2026-01-01T00:00:00Z">
-        <w:r>
-          <w:t xml:space="preserve">A</w:t>
-        </w:r>
-      </w:ins>
-      <w:ins w:id="21" w:author="PR Preview" w:date="2026-01-01T00:00:00Z">
-        <w:r>
-          <w:t xml:space="preserve"> </w:t>
-        </w:r>
-      </w:ins>
-      <w:ins w:id="22" w:author="PR Preview" w:date="2026-01-01T00:00:00Z">
-        <w:r>
-          <w:rPr>
-            <w:b/>
-            <w:bCs/>
-          </w:rPr>
-          <w:t xml:space="preserve">classification problem</w:t>
-        </w:r>
-      </w:ins>
-      <w:ins w:id="23" w:author="PR Preview" w:date="2026-01-01T00:00:00Z">
-        <w:r>
-          <w:t xml:space="preserve"> </w:t>
-        </w:r>
-      </w:ins>
-      <w:ins w:id="24" w:author="PR Preview" w:date="2026-01-01T00:00:00Z">
-        <w:r>
-          <w:t xml:space="preserve">is a statistical problem in which</w:t>
-        </w:r>
-      </w:ins>
-      <w:ins w:id="25" w:author="PR Preview" w:date="2026-01-01T00:00:00Z">
-        <w:r>
-          <w:t xml:space="preserve"> </w:t>
-        </w:r>
-      </w:ins>
-      <w:ins w:id="26" w:author="PR Preview" w:date="2026-01-01T00:00:00Z">
-        <w:r>
-          <w:t xml:space="preserve">we seek to assign each observation to one of two or more discrete categories</w:t>
-        </w:r>
-      </w:ins>
-      <w:ins w:id="27" w:author="PR Preview" w:date="2026-01-01T00:00:00Z">
-        <w:r>
-          <w:t xml:space="preserve"> </w:t>
-        </w:r>
-      </w:ins>
-      <w:ins w:id="28" w:author="PR Preview" w:date="2026-01-01T00:00:00Z">
-        <w:r>
-          <w:t xml:space="preserve">based on its observed features or predictors</w:t>
-        </w:r>
-      </w:ins>
-      <w:ins w:id="29" w:author="PR Preview" w:date="2026-01-01T00:00:00Z">
-        <w:r>
-          <w:t xml:space="preserve"> </w:t>
-        </w:r>
-      </w:ins>
-      <m:oMath>
-        <m:r>
-          <m:t>x</m:t>
-        </m:r>
-      </m:oMath>
-      <w:ins w:id="30" w:author="PR Preview" w:date="2026-01-01T00:00:00Z">
-        <w:r>
-          <w:t xml:space="preserve">.</w:t>
-        </w:r>
-      </w:ins>
+      <w:r>
+        <w:t xml:space="preserve">.</w:t>
+      </w:r>
     </w:p>
     <w:p>
       <w:pPr>
@@ -1138,59 +1019,41 @@
       <w:pPr>
         <w:pStyle w:val="FirstParagraph"/>
       </w:pPr>
-      <w:del w:id="31" w:author="PR Preview" w:date="2026-01-01T00:00:00Z">
-        <w:r>
-          <w:rPr>
-            <w:b/>
-            <w:bCs/>
-          </w:rPr>
-          <w:delText xml:space="preserve">Definition 4 (Sensitivity)</w:delText>
-        </w:r>
-      </w:del>
-      <w:del w:id="32" w:author="PR Preview" w:date="2026-01-01T00:00:00Z">
-        <w:r>
-          <w:delText xml:space="preserve"> </w:delText>
-        </w:r>
-      </w:del>
-      <w:del w:id="33" w:author="PR Preview" w:date="2026-01-01T00:00:00Z">
-        <w:r>
-          <w:delText xml:space="preserve">The</w:delText>
-        </w:r>
-      </w:del>
-      <w:del w:id="34" w:author="PR Preview" w:date="2026-01-01T00:00:00Z">
-        <w:r>
-          <w:delText xml:space="preserve"> </w:delText>
-        </w:r>
-      </w:del>
-      <w:del w:id="35" w:author="PR Preview" w:date="2026-01-01T00:00:00Z">
-        <w:r>
-          <w:rPr>
-            <w:b/>
-            <w:bCs/>
-          </w:rPr>
-          <w:delText xml:space="preserve">sensitivity</w:delText>
-        </w:r>
-      </w:del>
-      <w:del w:id="36" w:author="PR Preview" w:date="2026-01-01T00:00:00Z">
-        <w:r>
-          <w:delText xml:space="preserve"> </w:delText>
-        </w:r>
-      </w:del>
-      <w:del w:id="37" w:author="PR Preview" w:date="2026-01-01T00:00:00Z">
-        <w:r>
-          <w:delText xml:space="preserve">of a diagnostic test is the probability</w:delText>
-        </w:r>
-      </w:del>
-      <w:del w:id="38" w:author="PR Preview" w:date="2026-01-01T00:00:00Z">
-        <w:r>
-          <w:delText xml:space="preserve"> </w:delText>
-        </w:r>
-      </w:del>
-      <w:del w:id="39" w:author="PR Preview" w:date="2026-01-01T00:00:00Z">
-        <w:r>
-          <w:delText xml:space="preserve">that the test is positive (</w:delText>
-        </w:r>
-      </w:del>
+      <w:r>
+        <w:rPr>
+          <w:b/>
+          <w:bCs/>
+        </w:rPr>
+        <w:t xml:space="preserve">Definition 4 (Sensitivity)</w:t>
+      </w:r>
+      <w:r>
+        <w:t xml:space="preserve"> </w:t>
+      </w:r>
+      <w:r>
+        <w:t xml:space="preserve">The</w:t>
+      </w:r>
+      <w:r>
+        <w:t xml:space="preserve"> </w:t>
+      </w:r>
+      <w:r>
+        <w:rPr>
+          <w:b/>
+          <w:bCs/>
+        </w:rPr>
+        <w:t xml:space="preserve">sensitivity</w:t>
+      </w:r>
+      <w:r>
+        <w:t xml:space="preserve"> </w:t>
+      </w:r>
+      <w:r>
+        <w:t xml:space="preserve">of a diagnostic test is the probability</w:t>
+      </w:r>
+      <w:r>
+        <w:t xml:space="preserve"> </w:t>
+      </w:r>
+      <w:r>
+        <w:t xml:space="preserve">that the test is positive (</w:t>
+      </w:r>
       <m:oMath>
         <m:r>
           <m:rPr>
@@ -1199,137 +1062,23 @@
           <m:t>+</m:t>
         </m:r>
       </m:oMath>
-      <w:del w:id="40" w:author="PR Preview" w:date="2026-01-01T00:00:00Z">
-        <w:r>
-          <w:delText xml:space="preserve">),</w:delText>
-        </w:r>
-      </w:del>
-      <w:del w:id="41" w:author="PR Preview" w:date="2026-01-01T00:00:00Z">
-        <w:r>
-          <w:delText xml:space="preserve"> </w:delText>
-        </w:r>
-      </w:del>
-      <w:del w:id="42" w:author="PR Preview" w:date="2026-01-01T00:00:00Z">
-        <w:r>
-          <w:delText xml:space="preserve">given that the person tested has the disease (</w:delText>
-        </w:r>
-      </w:del>
+      <w:r>
+        <w:t xml:space="preserve">),</w:t>
+      </w:r>
+      <w:r>
+        <w:t xml:space="preserve"> </w:t>
+      </w:r>
+      <w:r>
+        <w:t xml:space="preserve">given that the person tested has the disease (</w:t>
+      </w:r>
       <m:oMath>
         <m:r>
           <m:t>D</m:t>
         </m:r>
       </m:oMath>
-      <w:del w:id="43" w:author="PR Preview" w:date="2026-01-01T00:00:00Z">
-        <w:r>
-          <w:delText xml:space="preserve">)</w:delText>
-        </w:r>
-      </w:del>
-      <w:del w:id="44" w:author="PR Preview" w:date="2026-01-01T00:00:00Z">
-        <w:r>
-          <w:delText xml:space="preserve"> </w:delText>
-        </w:r>
-      </w:del>
-      <w:del w:id="45" w:author="PR Preview" w:date="2026-01-01T00:00:00Z">
-        <w:r>
-          <w:delText xml:space="preserve">[3]</w:delText>
-        </w:r>
-      </w:del>
-      <w:del w:id="46" w:author="PR Preview" w:date="2026-01-01T00:00:00Z">
-        <w:r>
-          <w:delText xml:space="preserve">:</w:delText>
-        </w:r>
-      </w:del>
-    </w:p>
-    <w:p>
-      <w:pPr>
-        <w:pStyle w:val="FirstParagraph"/>
-      </w:pPr>
-      <w:ins w:id="47" w:author="PR Preview" w:date="2026-01-01T00:00:00Z">
-        <w:r>
-          <w:rPr>
-            <w:b/>
-            <w:bCs/>
-          </w:rPr>
-          <w:t xml:space="preserve">Definition 4 (Sensitivity)</w:t>
-        </w:r>
-      </w:ins>
-      <w:ins w:id="48" w:author="PR Preview" w:date="2026-01-01T00:00:00Z">
-        <w:r>
-          <w:t xml:space="preserve"> </w:t>
-        </w:r>
-      </w:ins>
-      <w:ins w:id="49" w:author="PR Preview" w:date="2026-01-01T00:00:00Z">
-        <w:r>
-          <w:t xml:space="preserve">The</w:t>
-        </w:r>
-      </w:ins>
-      <w:ins w:id="50" w:author="PR Preview" w:date="2026-01-01T00:00:00Z">
-        <w:r>
-          <w:t xml:space="preserve"> </w:t>
-        </w:r>
-      </w:ins>
-      <w:ins w:id="51" w:author="PR Preview" w:date="2026-01-01T00:00:00Z">
-        <w:r>
-          <w:rPr>
-            <w:b/>
-            <w:bCs/>
-          </w:rPr>
-          <w:t xml:space="preserve">sensitivity</w:t>
-        </w:r>
-      </w:ins>
-      <w:ins w:id="52" w:author="PR Preview" w:date="2026-01-01T00:00:00Z">
-        <w:r>
-          <w:t xml:space="preserve"> </w:t>
-        </w:r>
-      </w:ins>
-      <w:ins w:id="53" w:author="PR Preview" w:date="2026-01-01T00:00:00Z">
-        <w:r>
-          <w:t xml:space="preserve">of a diagnostic test is the probability</w:t>
-        </w:r>
-      </w:ins>
-      <w:ins w:id="54" w:author="PR Preview" w:date="2026-01-01T00:00:00Z">
-        <w:r>
-          <w:t xml:space="preserve"> </w:t>
-        </w:r>
-      </w:ins>
-      <w:ins w:id="55" w:author="PR Preview" w:date="2026-01-01T00:00:00Z">
-        <w:r>
-          <w:t xml:space="preserve">that the test is positive (</w:t>
-        </w:r>
-      </w:ins>
-      <m:oMath>
-        <m:r>
-          <m:rPr>
-            <m:sty m:val="p"/>
-          </m:rPr>
-          <m:t>+</m:t>
-        </m:r>
-      </m:oMath>
-      <w:ins w:id="56" w:author="PR Preview" w:date="2026-01-01T00:00:00Z">
-        <w:r>
-          <w:t xml:space="preserve">),</w:t>
-        </w:r>
-      </w:ins>
-      <w:ins w:id="57" w:author="PR Preview" w:date="2026-01-01T00:00:00Z">
-        <w:r>
-          <w:t xml:space="preserve"> </w:t>
-        </w:r>
-      </w:ins>
-      <w:ins w:id="58" w:author="PR Preview" w:date="2026-01-01T00:00:00Z">
-        <w:r>
-          <w:t xml:space="preserve">given that the person tested has the disease (</w:t>
-        </w:r>
-      </w:ins>
-      <m:oMath>
-        <m:r>
-          <m:t>D</m:t>
-        </m:r>
-      </m:oMath>
-      <w:ins w:id="59" w:author="PR Preview" w:date="2026-01-01T00:00:00Z">
-        <w:r>
-          <w:t xml:space="preserve">):</w:t>
-        </w:r>
-      </w:ins>
+      <w:r>
+        <w:t xml:space="preserve">):</w:t>
+      </w:r>
     </w:p>
     <w:p>
       <w:pPr>
@@ -2211,172 +1960,55 @@
       <w:pPr>
         <w:pStyle w:val="FirstParagraph"/>
       </w:pPr>
-      <w:del w:id="60" w:author="PR Preview" w:date="2026-01-01T00:00:00Z">
-        <w:r>
-          <w:rPr>
-            <w:b/>
-            <w:bCs/>
-          </w:rPr>
-          <w:delText xml:space="preserve">Definition 6 (Prevalence)</w:delText>
-        </w:r>
-      </w:del>
-      <w:del w:id="61" w:author="PR Preview" w:date="2026-01-01T00:00:00Z">
-        <w:r>
-          <w:delText xml:space="preserve"> </w:delText>
-        </w:r>
-      </w:del>
-      <w:del w:id="62" w:author="PR Preview" w:date="2026-01-01T00:00:00Z">
-        <w:r>
-          <w:delText xml:space="preserve">The</w:delText>
-        </w:r>
-      </w:del>
-      <w:del w:id="63" w:author="PR Preview" w:date="2026-01-01T00:00:00Z">
-        <w:r>
-          <w:delText xml:space="preserve"> </w:delText>
-        </w:r>
-      </w:del>
-      <w:del w:id="64" w:author="PR Preview" w:date="2026-01-01T00:00:00Z">
-        <w:r>
-          <w:rPr>
-            <w:b/>
-            <w:bCs/>
-          </w:rPr>
-          <w:delText xml:space="preserve">prevalence</w:delText>
-        </w:r>
-      </w:del>
-      <w:del w:id="65" w:author="PR Preview" w:date="2026-01-01T00:00:00Z">
-        <w:r>
-          <w:delText xml:space="preserve"> </w:delText>
-        </w:r>
-      </w:del>
-      <w:del w:id="66" w:author="PR Preview" w:date="2026-01-01T00:00:00Z">
-        <w:r>
-          <w:delText xml:space="preserve">of a disease in a population</w:delText>
-        </w:r>
-      </w:del>
-      <w:del w:id="67" w:author="PR Preview" w:date="2026-01-01T00:00:00Z">
-        <w:r>
-          <w:delText xml:space="preserve"> </w:delText>
-        </w:r>
-      </w:del>
-      <w:del w:id="68" w:author="PR Preview" w:date="2026-01-01T00:00:00Z">
-        <w:r>
-          <w:delText xml:space="preserve">is the probability that a person drawn from that population</w:delText>
-        </w:r>
-      </w:del>
-      <w:del w:id="69" w:author="PR Preview" w:date="2026-01-01T00:00:00Z">
-        <w:r>
-          <w:delText xml:space="preserve"> </w:delText>
-        </w:r>
-      </w:del>
-      <w:del w:id="70" w:author="PR Preview" w:date="2026-01-01T00:00:00Z">
-        <w:r>
-          <w:delText xml:space="preserve">has the disease (</w:delText>
-        </w:r>
-      </w:del>
+      <w:r>
+        <w:rPr>
+          <w:b/>
+          <w:bCs/>
+        </w:rPr>
+        <w:t xml:space="preserve">Definition 6 (Prevalence)</w:t>
+      </w:r>
+      <w:r>
+        <w:t xml:space="preserve"> </w:t>
+      </w:r>
+      <w:r>
+        <w:t xml:space="preserve">The</w:t>
+      </w:r>
+      <w:r>
+        <w:t xml:space="preserve"> </w:t>
+      </w:r>
+      <w:r>
+        <w:rPr>
+          <w:b/>
+          <w:bCs/>
+        </w:rPr>
+        <w:t xml:space="preserve">prevalence</w:t>
+      </w:r>
+      <w:r>
+        <w:t xml:space="preserve"> </w:t>
+      </w:r>
+      <w:r>
+        <w:t xml:space="preserve">of a disease in a population</w:t>
+      </w:r>
+      <w:r>
+        <w:t xml:space="preserve"> </w:t>
+      </w:r>
+      <w:r>
+        <w:t xml:space="preserve">is the probability that a person drawn from that population</w:t>
+      </w:r>
+      <w:r>
+        <w:t xml:space="preserve"> </w:t>
+      </w:r>
+      <w:r>
+        <w:t xml:space="preserve">has the disease (</w:t>
+      </w:r>
       <m:oMath>
         <m:r>
           <m:t>D</m:t>
         </m:r>
       </m:oMath>
-      <w:del w:id="71" w:author="PR Preview" w:date="2026-01-01T00:00:00Z">
-        <w:r>
-          <w:delText xml:space="preserve">)</w:delText>
-        </w:r>
-      </w:del>
-      <w:del w:id="72" w:author="PR Preview" w:date="2026-01-01T00:00:00Z">
-        <w:r>
-          <w:delText xml:space="preserve"> </w:delText>
-        </w:r>
-      </w:del>
-      <w:del w:id="73" w:author="PR Preview" w:date="2026-01-01T00:00:00Z">
-        <w:r>
-          <w:delText xml:space="preserve">[4]</w:delText>
-        </w:r>
-      </w:del>
-      <w:del w:id="74" w:author="PR Preview" w:date="2026-01-01T00:00:00Z">
-        <w:r>
-          <w:delText xml:space="preserve">:</w:delText>
-        </w:r>
-      </w:del>
-    </w:p>
-    <w:p>
-      <w:pPr>
-        <w:pStyle w:val="FirstParagraph"/>
-      </w:pPr>
-      <w:ins w:id="75" w:author="PR Preview" w:date="2026-01-01T00:00:00Z">
-        <w:r>
-          <w:rPr>
-            <w:b/>
-            <w:bCs/>
-          </w:rPr>
-          <w:t xml:space="preserve">Definition 6 (Prevalence)</w:t>
-        </w:r>
-      </w:ins>
-      <w:ins w:id="76" w:author="PR Preview" w:date="2026-01-01T00:00:00Z">
-        <w:r>
-          <w:t xml:space="preserve"> </w:t>
-        </w:r>
-      </w:ins>
-      <w:ins w:id="77" w:author="PR Preview" w:date="2026-01-01T00:00:00Z">
-        <w:r>
-          <w:t xml:space="preserve">The</w:t>
-        </w:r>
-      </w:ins>
-      <w:ins w:id="78" w:author="PR Preview" w:date="2026-01-01T00:00:00Z">
-        <w:r>
-          <w:t xml:space="preserve"> </w:t>
-        </w:r>
-      </w:ins>
-      <w:ins w:id="79" w:author="PR Preview" w:date="2026-01-01T00:00:00Z">
-        <w:r>
-          <w:rPr>
-            <w:b/>
-            <w:bCs/>
-          </w:rPr>
-          <w:t xml:space="preserve">prevalence</w:t>
-        </w:r>
-      </w:ins>
-      <w:ins w:id="80" w:author="PR Preview" w:date="2026-01-01T00:00:00Z">
-        <w:r>
-          <w:t xml:space="preserve"> </w:t>
-        </w:r>
-      </w:ins>
-      <w:ins w:id="81" w:author="PR Preview" w:date="2026-01-01T00:00:00Z">
-        <w:r>
-          <w:t xml:space="preserve">of a disease in a population</w:t>
-        </w:r>
-      </w:ins>
-      <w:ins w:id="82" w:author="PR Preview" w:date="2026-01-01T00:00:00Z">
-        <w:r>
-          <w:t xml:space="preserve"> </w:t>
-        </w:r>
-      </w:ins>
-      <w:ins w:id="83" w:author="PR Preview" w:date="2026-01-01T00:00:00Z">
-        <w:r>
-          <w:t xml:space="preserve">is the probability that a person drawn from that population</w:t>
-        </w:r>
-      </w:ins>
-      <w:ins w:id="84" w:author="PR Preview" w:date="2026-01-01T00:00:00Z">
-        <w:r>
-          <w:t xml:space="preserve"> </w:t>
-        </w:r>
-      </w:ins>
-      <w:ins w:id="85" w:author="PR Preview" w:date="2026-01-01T00:00:00Z">
-        <w:r>
-          <w:t xml:space="preserve">has the disease (</w:t>
-        </w:r>
-      </w:ins>
-      <m:oMath>
-        <m:r>
-          <m:t>D</m:t>
-        </m:r>
-      </m:oMath>
-      <w:ins w:id="86" w:author="PR Preview" w:date="2026-01-01T00:00:00Z">
-        <w:r>
-          <w:t xml:space="preserve">):</w:t>
-        </w:r>
-      </w:ins>
+      <w:r>
+        <w:t xml:space="preserve">):</w:t>
+      </w:r>
     </w:p>
     <w:p>
       <w:pPr>
@@ -2812,79 +2444,55 @@
       <w:pPr>
         <w:pStyle w:val="FirstParagraph"/>
       </w:pPr>
-      <w:del w:id="87" w:author="PR Preview" w:date="2026-01-01T00:00:00Z">
-        <w:r>
-          <w:rPr>
-            <w:b/>
-            <w:bCs/>
-          </w:rPr>
-          <w:delText xml:space="preserve">Definition 7 (Positive predictive value (PPV))</w:delText>
-        </w:r>
-      </w:del>
-      <w:del w:id="88" w:author="PR Preview" w:date="2026-01-01T00:00:00Z">
-        <w:r>
-          <w:delText xml:space="preserve"> </w:delText>
-        </w:r>
-      </w:del>
-      <w:del w:id="89" w:author="PR Preview" w:date="2026-01-01T00:00:00Z">
-        <w:r>
-          <w:delText xml:space="preserve">The</w:delText>
-        </w:r>
-      </w:del>
-      <w:del w:id="90" w:author="PR Preview" w:date="2026-01-01T00:00:00Z">
-        <w:r>
-          <w:delText xml:space="preserve"> </w:delText>
-        </w:r>
-      </w:del>
-      <w:del w:id="91" w:author="PR Preview" w:date="2026-01-01T00:00:00Z">
-        <w:r>
-          <w:rPr>
-            <w:b/>
-            <w:bCs/>
-          </w:rPr>
-          <w:delText xml:space="preserve">positive predictive value</w:delText>
-        </w:r>
-      </w:del>
-      <w:del w:id="92" w:author="PR Preview" w:date="2026-01-01T00:00:00Z">
-        <w:r>
-          <w:delText xml:space="preserve"> </w:delText>
-        </w:r>
-      </w:del>
-      <w:del w:id="93" w:author="PR Preview" w:date="2026-01-01T00:00:00Z">
-        <w:r>
-          <w:delText xml:space="preserve">of a diagnostic test is the probability</w:delText>
-        </w:r>
-      </w:del>
-      <w:del w:id="94" w:author="PR Preview" w:date="2026-01-01T00:00:00Z">
-        <w:r>
-          <w:delText xml:space="preserve"> </w:delText>
-        </w:r>
-      </w:del>
-      <w:del w:id="95" w:author="PR Preview" w:date="2026-01-01T00:00:00Z">
-        <w:r>
-          <w:delText xml:space="preserve">that the person tested has the disease (</w:delText>
-        </w:r>
-      </w:del>
+      <w:r>
+        <w:rPr>
+          <w:b/>
+          <w:bCs/>
+        </w:rPr>
+        <w:t xml:space="preserve">Definition 7 (Positive predictive value (PPV))</w:t>
+      </w:r>
+      <w:r>
+        <w:t xml:space="preserve"> </w:t>
+      </w:r>
+      <w:r>
+        <w:t xml:space="preserve">The</w:t>
+      </w:r>
+      <w:r>
+        <w:t xml:space="preserve"> </w:t>
+      </w:r>
+      <w:r>
+        <w:rPr>
+          <w:b/>
+          <w:bCs/>
+        </w:rPr>
+        <w:t xml:space="preserve">positive predictive value</w:t>
+      </w:r>
+      <w:r>
+        <w:t xml:space="preserve"> </w:t>
+      </w:r>
+      <w:r>
+        <w:t xml:space="preserve">of a diagnostic test is the probability</w:t>
+      </w:r>
+      <w:r>
+        <w:t xml:space="preserve"> </w:t>
+      </w:r>
+      <w:r>
+        <w:t xml:space="preserve">that the person tested has the disease (</w:t>
+      </w:r>
       <m:oMath>
         <m:r>
           <m:t>D</m:t>
         </m:r>
       </m:oMath>
-      <w:del w:id="96" w:author="PR Preview" w:date="2026-01-01T00:00:00Z">
-        <w:r>
-          <w:delText xml:space="preserve">),</w:delText>
-        </w:r>
-      </w:del>
-      <w:del w:id="97" w:author="PR Preview" w:date="2026-01-01T00:00:00Z">
-        <w:r>
-          <w:delText xml:space="preserve"> </w:delText>
-        </w:r>
-      </w:del>
-      <w:del w:id="98" w:author="PR Preview" w:date="2026-01-01T00:00:00Z">
-        <w:r>
-          <w:delText xml:space="preserve">given that the test is positive (</w:delText>
-        </w:r>
-      </w:del>
+      <w:r>
+        <w:t xml:space="preserve">),</w:t>
+      </w:r>
+      <w:r>
+        <w:t xml:space="preserve"> </w:t>
+      </w:r>
+      <w:r>
+        <w:t xml:space="preserve">given that the test is positive (</w:t>
+      </w:r>
       <m:oMath>
         <m:r>
           <m:rPr>
@@ -2893,117 +2501,9 @@
           <m:t>+</m:t>
         </m:r>
       </m:oMath>
-      <w:del w:id="99" w:author="PR Preview" w:date="2026-01-01T00:00:00Z">
-        <w:r>
-          <w:delText xml:space="preserve">)</w:delText>
-        </w:r>
-      </w:del>
-      <w:del w:id="100" w:author="PR Preview" w:date="2026-01-01T00:00:00Z">
-        <w:r>
-          <w:delText xml:space="preserve"> </w:delText>
-        </w:r>
-      </w:del>
-      <w:del w:id="101" w:author="PR Preview" w:date="2026-01-01T00:00:00Z">
-        <w:r>
-          <w:delText xml:space="preserve">[5]</w:delText>
-        </w:r>
-      </w:del>
-      <w:del w:id="102" w:author="PR Preview" w:date="2026-01-01T00:00:00Z">
-        <w:r>
-          <w:delText xml:space="preserve">:</w:delText>
-        </w:r>
-      </w:del>
-    </w:p>
-    <w:p>
-      <w:pPr>
-        <w:pStyle w:val="FirstParagraph"/>
-      </w:pPr>
-      <w:ins w:id="103" w:author="PR Preview" w:date="2026-01-01T00:00:00Z">
-        <w:r>
-          <w:rPr>
-            <w:b/>
-            <w:bCs/>
-          </w:rPr>
-          <w:t xml:space="preserve">Definition 7 (Positive predictive value (PPV))</w:t>
-        </w:r>
-      </w:ins>
-      <w:ins w:id="104" w:author="PR Preview" w:date="2026-01-01T00:00:00Z">
-        <w:r>
-          <w:t xml:space="preserve"> </w:t>
-        </w:r>
-      </w:ins>
-      <w:ins w:id="105" w:author="PR Preview" w:date="2026-01-01T00:00:00Z">
-        <w:r>
-          <w:t xml:space="preserve">The</w:t>
-        </w:r>
-      </w:ins>
-      <w:ins w:id="106" w:author="PR Preview" w:date="2026-01-01T00:00:00Z">
-        <w:r>
-          <w:t xml:space="preserve"> </w:t>
-        </w:r>
-      </w:ins>
-      <w:ins w:id="107" w:author="PR Preview" w:date="2026-01-01T00:00:00Z">
-        <w:r>
-          <w:rPr>
-            <w:b/>
-            <w:bCs/>
-          </w:rPr>
-          <w:t xml:space="preserve">positive predictive value</w:t>
-        </w:r>
-      </w:ins>
-      <w:ins w:id="108" w:author="PR Preview" w:date="2026-01-01T00:00:00Z">
-        <w:r>
-          <w:t xml:space="preserve"> </w:t>
-        </w:r>
-      </w:ins>
-      <w:ins w:id="109" w:author="PR Preview" w:date="2026-01-01T00:00:00Z">
-        <w:r>
-          <w:t xml:space="preserve">of a diagnostic test is the probability</w:t>
-        </w:r>
-      </w:ins>
-      <w:ins w:id="110" w:author="PR Preview" w:date="2026-01-01T00:00:00Z">
-        <w:r>
-          <w:t xml:space="preserve"> </w:t>
-        </w:r>
-      </w:ins>
-      <w:ins w:id="111" w:author="PR Preview" w:date="2026-01-01T00:00:00Z">
-        <w:r>
-          <w:t xml:space="preserve">that the person tested has the disease (</w:t>
-        </w:r>
-      </w:ins>
-      <m:oMath>
-        <m:r>
-          <m:t>D</m:t>
-        </m:r>
-      </m:oMath>
-      <w:ins w:id="112" w:author="PR Preview" w:date="2026-01-01T00:00:00Z">
-        <w:r>
-          <w:t xml:space="preserve">),</w:t>
-        </w:r>
-      </w:ins>
-      <w:ins w:id="113" w:author="PR Preview" w:date="2026-01-01T00:00:00Z">
-        <w:r>
-          <w:t xml:space="preserve"> </w:t>
-        </w:r>
-      </w:ins>
-      <w:ins w:id="114" w:author="PR Preview" w:date="2026-01-01T00:00:00Z">
-        <w:r>
-          <w:t xml:space="preserve">given that the test is positive (</w:t>
-        </w:r>
-      </w:ins>
-      <m:oMath>
-        <m:r>
-          <m:rPr>
-            <m:sty m:val="p"/>
-          </m:rPr>
-          <m:t>+</m:t>
-        </m:r>
-      </m:oMath>
-      <w:ins w:id="115" w:author="PR Preview" w:date="2026-01-01T00:00:00Z">
-        <w:r>
-          <w:t xml:space="preserve">):</w:t>
-        </w:r>
-      </w:ins>
+      <w:r>
+        <w:t xml:space="preserve">):</w:t>
+      </w:r>
     </w:p>
     <w:p>
       <w:pPr>
@@ -9937,192 +9437,61 @@
       <w:pPr>
         <w:pStyle w:val="BodyText"/>
       </w:pPr>
-      <w:del w:id="116" w:author="PR Preview" w:date="2026-01-01T00:00:00Z">
-        <w:r>
-          <w:rPr>
-            <w:b/>
-            <w:bCs/>
-          </w:rPr>
-          <w:delText xml:space="preserve">Definition 9 (Agreement table)</w:delText>
-        </w:r>
-      </w:del>
-      <w:del w:id="117" w:author="PR Preview" w:date="2026-01-01T00:00:00Z">
-        <w:r>
-          <w:delText xml:space="preserve"> </w:delText>
-        </w:r>
-      </w:del>
-      <w:del w:id="118" w:author="PR Preview" w:date="2026-01-01T00:00:00Z">
-        <w:r>
-          <w:delText xml:space="preserve">For</w:delText>
-        </w:r>
-      </w:del>
-      <w:del w:id="119" w:author="PR Preview" w:date="2026-01-01T00:00:00Z">
-        <w:r>
-          <w:delText xml:space="preserve"> </w:delText>
-        </w:r>
-      </w:del>
+      <w:r>
+        <w:rPr>
+          <w:b/>
+          <w:bCs/>
+        </w:rPr>
+        <w:t xml:space="preserve">Definition 9 (Agreement table)</w:t>
+      </w:r>
+      <w:r>
+        <w:t xml:space="preserve"> </w:t>
+      </w:r>
+      <w:r>
+        <w:t xml:space="preserve">For</w:t>
+      </w:r>
+      <w:r>
+        <w:t xml:space="preserve"> </w:t>
+      </w:r>
       <m:oMath>
         <m:r>
           <m:t>n</m:t>
         </m:r>
       </m:oMath>
-      <w:del w:id="120" w:author="PR Preview" w:date="2026-01-01T00:00:00Z">
-        <w:r>
-          <w:delText xml:space="preserve"> </w:delText>
-        </w:r>
-      </w:del>
-      <w:del w:id="121" w:author="PR Preview" w:date="2026-01-01T00:00:00Z">
-        <w:r>
-          <w:delText xml:space="preserve">observations that an agent and a reference</w:delText>
-        </w:r>
-      </w:del>
-      <w:del w:id="122" w:author="PR Preview" w:date="2026-01-01T00:00:00Z">
-        <w:r>
-          <w:delText xml:space="preserve"> </w:delText>
-        </w:r>
-      </w:del>
-      <w:del w:id="123" w:author="PR Preview" w:date="2026-01-01T00:00:00Z">
-        <w:r>
-          <w:delText xml:space="preserve">each classify as positive or negative,</w:delText>
-        </w:r>
-      </w:del>
-      <w:del w:id="124" w:author="PR Preview" w:date="2026-01-01T00:00:00Z">
-        <w:r>
-          <w:delText xml:space="preserve"> </w:delText>
-        </w:r>
-      </w:del>
-      <w:del w:id="125" w:author="PR Preview" w:date="2026-01-01T00:00:00Z">
-        <w:r>
-          <w:delText xml:space="preserve">the</w:delText>
-        </w:r>
-      </w:del>
-      <w:del w:id="126" w:author="PR Preview" w:date="2026-01-01T00:00:00Z">
-        <w:r>
-          <w:delText xml:space="preserve"> </w:delText>
-        </w:r>
-      </w:del>
-      <w:del w:id="127" w:author="PR Preview" w:date="2026-01-01T00:00:00Z">
-        <w:r>
-          <w:rPr>
-            <w:b/>
-            <w:bCs/>
-          </w:rPr>
-          <w:delText xml:space="preserve">agreement table</w:delText>
-        </w:r>
-      </w:del>
-      <w:del w:id="128" w:author="PR Preview" w:date="2026-01-01T00:00:00Z">
-        <w:r>
-          <w:delText xml:space="preserve"> </w:delText>
-        </w:r>
-      </w:del>
-      <w:del w:id="129" w:author="PR Preview" w:date="2026-01-01T00:00:00Z">
-        <w:r>
-          <w:delText xml:space="preserve">counts the four combinations</w:delText>
-        </w:r>
-      </w:del>
-      <w:del w:id="130" w:author="PR Preview" w:date="2026-01-01T00:00:00Z">
-        <w:r>
-          <w:delText xml:space="preserve"> </w:delText>
-        </w:r>
-      </w:del>
-      <w:del w:id="131" w:author="PR Preview" w:date="2026-01-01T00:00:00Z">
-        <w:r>
-          <w:delText xml:space="preserve">[6]</w:delText>
-        </w:r>
-      </w:del>
-      <w:del w:id="132" w:author="PR Preview" w:date="2026-01-01T00:00:00Z">
-        <w:r>
-          <w:delText xml:space="preserve">:</w:delText>
-        </w:r>
-      </w:del>
-    </w:p>
-    <w:p>
-      <w:pPr>
-        <w:pStyle w:val="BodyText"/>
-      </w:pPr>
-      <w:ins w:id="133" w:author="PR Preview" w:date="2026-01-01T00:00:00Z">
-        <w:r>
-          <w:rPr>
-            <w:b/>
-            <w:bCs/>
-          </w:rPr>
-          <w:t xml:space="preserve">Definition 9 (Agreement table)</w:t>
-        </w:r>
-      </w:ins>
-      <w:ins w:id="134" w:author="PR Preview" w:date="2026-01-01T00:00:00Z">
-        <w:r>
-          <w:t xml:space="preserve"> </w:t>
-        </w:r>
-      </w:ins>
-      <w:ins w:id="135" w:author="PR Preview" w:date="2026-01-01T00:00:00Z">
-        <w:r>
-          <w:t xml:space="preserve">For</w:t>
-        </w:r>
-      </w:ins>
-      <w:ins w:id="136" w:author="PR Preview" w:date="2026-01-01T00:00:00Z">
-        <w:r>
-          <w:t xml:space="preserve"> </w:t>
-        </w:r>
-      </w:ins>
-      <m:oMath>
-        <m:r>
-          <m:t>n</m:t>
-        </m:r>
-      </m:oMath>
-      <w:ins w:id="137" w:author="PR Preview" w:date="2026-01-01T00:00:00Z">
-        <w:r>
-          <w:t xml:space="preserve"> </w:t>
-        </w:r>
-      </w:ins>
-      <w:ins w:id="138" w:author="PR Preview" w:date="2026-01-01T00:00:00Z">
-        <w:r>
-          <w:t xml:space="preserve">observations that an agent and a reference</w:t>
-        </w:r>
-      </w:ins>
-      <w:ins w:id="139" w:author="PR Preview" w:date="2026-01-01T00:00:00Z">
-        <w:r>
-          <w:t xml:space="preserve"> </w:t>
-        </w:r>
-      </w:ins>
-      <w:ins w:id="140" w:author="PR Preview" w:date="2026-01-01T00:00:00Z">
-        <w:r>
-          <w:t xml:space="preserve">each classify as positive or negative,</w:t>
-        </w:r>
-      </w:ins>
-      <w:ins w:id="141" w:author="PR Preview" w:date="2026-01-01T00:00:00Z">
-        <w:r>
-          <w:t xml:space="preserve"> </w:t>
-        </w:r>
-      </w:ins>
-      <w:ins w:id="142" w:author="PR Preview" w:date="2026-01-01T00:00:00Z">
-        <w:r>
-          <w:t xml:space="preserve">the</w:t>
-        </w:r>
-      </w:ins>
-      <w:ins w:id="143" w:author="PR Preview" w:date="2026-01-01T00:00:00Z">
-        <w:r>
-          <w:t xml:space="preserve"> </w:t>
-        </w:r>
-      </w:ins>
-      <w:ins w:id="144" w:author="PR Preview" w:date="2026-01-01T00:00:00Z">
-        <w:r>
-          <w:rPr>
-            <w:b/>
-            <w:bCs/>
-          </w:rPr>
-          <w:t xml:space="preserve">agreement table</w:t>
-        </w:r>
-      </w:ins>
-      <w:ins w:id="145" w:author="PR Preview" w:date="2026-01-01T00:00:00Z">
-        <w:r>
-          <w:t xml:space="preserve"> </w:t>
-        </w:r>
-      </w:ins>
-      <w:ins w:id="146" w:author="PR Preview" w:date="2026-01-01T00:00:00Z">
-        <w:r>
-          <w:t xml:space="preserve">counts the four combinations:</w:t>
-        </w:r>
-      </w:ins>
+      <w:r>
+        <w:t xml:space="preserve"> </w:t>
+      </w:r>
+      <w:r>
+        <w:t xml:space="preserve">observations that an agent and a reference</w:t>
+      </w:r>
+      <w:r>
+        <w:t xml:space="preserve"> </w:t>
+      </w:r>
+      <w:r>
+        <w:t xml:space="preserve">each classify as positive or negative,</w:t>
+      </w:r>
+      <w:r>
+        <w:t xml:space="preserve"> </w:t>
+      </w:r>
+      <w:r>
+        <w:t xml:space="preserve">the</w:t>
+      </w:r>
+      <w:r>
+        <w:t xml:space="preserve"> </w:t>
+      </w:r>
+      <w:r>
+        <w:rPr>
+          <w:b/>
+          <w:bCs/>
+        </w:rPr>
+        <w:t xml:space="preserve">agreement table</w:t>
+      </w:r>
+      <w:r>
+        <w:t xml:space="preserve"> </w:t>
+      </w:r>
+      <w:r>
+        <w:t xml:space="preserve">counts the four combinations:</w:t>
+      </w:r>
     </w:p>
     <w:tbl>
       <w:tblPr>
@@ -14504,192 +13873,63 @@
       <w:pPr>
         <w:pStyle w:val="FirstParagraph"/>
       </w:pPr>
-      <w:del w:id="147" w:author="PR Preview" w:date="2026-01-01T00:00:00Z">
-        <w:r>
-          <w:rPr>
-            <w:b/>
-            <w:bCs/>
-          </w:rPr>
-          <w:delText xml:space="preserve">Definition 15 (Harmonic mean)</w:delText>
-        </w:r>
-      </w:del>
-      <w:del w:id="148" w:author="PR Preview" w:date="2026-01-01T00:00:00Z">
-        <w:r>
-          <w:delText xml:space="preserve"> </w:delText>
-        </w:r>
-      </w:del>
-      <w:del w:id="149" w:author="PR Preview" w:date="2026-01-01T00:00:00Z">
-        <w:r>
-          <w:delText xml:space="preserve">The</w:delText>
-        </w:r>
-      </w:del>
-      <w:del w:id="150" w:author="PR Preview" w:date="2026-01-01T00:00:00Z">
-        <w:r>
-          <w:delText xml:space="preserve"> </w:delText>
-        </w:r>
-      </w:del>
-      <w:del w:id="151" w:author="PR Preview" w:date="2026-01-01T00:00:00Z">
-        <w:r>
-          <w:rPr>
-            <w:b/>
-            <w:bCs/>
-          </w:rPr>
-          <w:delText xml:space="preserve">harmonic mean</w:delText>
-        </w:r>
-      </w:del>
-      <w:del w:id="152" w:author="PR Preview" w:date="2026-01-01T00:00:00Z">
-        <w:r>
-          <w:delText xml:space="preserve"> </w:delText>
-        </w:r>
-      </w:del>
-      <w:del w:id="153" w:author="PR Preview" w:date="2026-01-01T00:00:00Z">
-        <w:r>
-          <w:delText xml:space="preserve">of two positive numbers</w:delText>
-        </w:r>
-      </w:del>
-      <w:del w:id="154" w:author="PR Preview" w:date="2026-01-01T00:00:00Z">
-        <w:r>
-          <w:delText xml:space="preserve"> </w:delText>
-        </w:r>
-      </w:del>
+      <w:r>
+        <w:rPr>
+          <w:b/>
+          <w:bCs/>
+        </w:rPr>
+        <w:t xml:space="preserve">Definition 15 (Harmonic mean)</w:t>
+      </w:r>
+      <w:r>
+        <w:t xml:space="preserve"> </w:t>
+      </w:r>
+      <w:r>
+        <w:t xml:space="preserve">The</w:t>
+      </w:r>
+      <w:r>
+        <w:t xml:space="preserve"> </w:t>
+      </w:r>
+      <w:r>
+        <w:rPr>
+          <w:b/>
+          <w:bCs/>
+        </w:rPr>
+        <w:t xml:space="preserve">harmonic mean</w:t>
+      </w:r>
+      <w:r>
+        <w:t xml:space="preserve"> </w:t>
+      </w:r>
+      <w:r>
+        <w:t xml:space="preserve">of two positive numbers</w:t>
+      </w:r>
+      <w:r>
+        <w:t xml:space="preserve"> </w:t>
+      </w:r>
       <m:oMath>
         <m:r>
           <m:t>x</m:t>
         </m:r>
       </m:oMath>
-      <w:del w:id="155" w:author="PR Preview" w:date="2026-01-01T00:00:00Z">
-        <w:r>
-          <w:delText xml:space="preserve"> </w:delText>
-        </w:r>
-      </w:del>
-      <w:del w:id="156" w:author="PR Preview" w:date="2026-01-01T00:00:00Z">
-        <w:r>
-          <w:delText xml:space="preserve">and</w:delText>
-        </w:r>
-      </w:del>
-      <w:del w:id="157" w:author="PR Preview" w:date="2026-01-01T00:00:00Z">
-        <w:r>
-          <w:delText xml:space="preserve"> </w:delText>
-        </w:r>
-      </w:del>
+      <w:r>
+        <w:t xml:space="preserve"> </w:t>
+      </w:r>
+      <w:r>
+        <w:t xml:space="preserve">and</w:t>
+      </w:r>
+      <w:r>
+        <w:t xml:space="preserve"> </w:t>
+      </w:r>
       <m:oMath>
         <m:r>
           <m:t>y</m:t>
         </m:r>
       </m:oMath>
-      <w:del w:id="158" w:author="PR Preview" w:date="2026-01-01T00:00:00Z">
-        <w:r>
-          <w:delText xml:space="preserve"> </w:delText>
-        </w:r>
-      </w:del>
-      <w:del w:id="159" w:author="PR Preview" w:date="2026-01-01T00:00:00Z">
-        <w:r>
-          <w:delText xml:space="preserve">is the reciprocal of the average of their reciprocals</w:delText>
-        </w:r>
-      </w:del>
-      <w:del w:id="160" w:author="PR Preview" w:date="2026-01-01T00:00:00Z">
-        <w:r>
-          <w:delText xml:space="preserve"> </w:delText>
-        </w:r>
-      </w:del>
-      <w:del w:id="161" w:author="PR Preview" w:date="2026-01-01T00:00:00Z">
-        <w:r>
-          <w:delText xml:space="preserve">[8]</w:delText>
-        </w:r>
-      </w:del>
-      <w:del w:id="162" w:author="PR Preview" w:date="2026-01-01T00:00:00Z">
-        <w:r>
-          <w:delText xml:space="preserve">:</w:delText>
-        </w:r>
-      </w:del>
-    </w:p>
-    <w:p>
-      <w:pPr>
-        <w:pStyle w:val="FirstParagraph"/>
-      </w:pPr>
-      <w:ins w:id="163" w:author="PR Preview" w:date="2026-01-01T00:00:00Z">
-        <w:r>
-          <w:rPr>
-            <w:b/>
-            <w:bCs/>
-          </w:rPr>
-          <w:t xml:space="preserve">Definition 15 (Harmonic mean)</w:t>
-        </w:r>
-      </w:ins>
-      <w:ins w:id="164" w:author="PR Preview" w:date="2026-01-01T00:00:00Z">
-        <w:r>
-          <w:t xml:space="preserve"> </w:t>
-        </w:r>
-      </w:ins>
-      <w:ins w:id="165" w:author="PR Preview" w:date="2026-01-01T00:00:00Z">
-        <w:r>
-          <w:t xml:space="preserve">The</w:t>
-        </w:r>
-      </w:ins>
-      <w:ins w:id="166" w:author="PR Preview" w:date="2026-01-01T00:00:00Z">
-        <w:r>
-          <w:t xml:space="preserve"> </w:t>
-        </w:r>
-      </w:ins>
-      <w:ins w:id="167" w:author="PR Preview" w:date="2026-01-01T00:00:00Z">
-        <w:r>
-          <w:rPr>
-            <w:b/>
-            <w:bCs/>
-          </w:rPr>
-          <w:t xml:space="preserve">harmonic mean</w:t>
-        </w:r>
-      </w:ins>
-      <w:ins w:id="168" w:author="PR Preview" w:date="2026-01-01T00:00:00Z">
-        <w:r>
-          <w:t xml:space="preserve"> </w:t>
-        </w:r>
-      </w:ins>
-      <w:ins w:id="169" w:author="PR Preview" w:date="2026-01-01T00:00:00Z">
-        <w:r>
-          <w:t xml:space="preserve">of two positive numbers</w:t>
-        </w:r>
-      </w:ins>
-      <w:ins w:id="170" w:author="PR Preview" w:date="2026-01-01T00:00:00Z">
-        <w:r>
-          <w:t xml:space="preserve"> </w:t>
-        </w:r>
-      </w:ins>
-      <m:oMath>
-        <m:r>
-          <m:t>x</m:t>
-        </m:r>
-      </m:oMath>
-      <w:ins w:id="171" w:author="PR Preview" w:date="2026-01-01T00:00:00Z">
-        <w:r>
-          <w:t xml:space="preserve"> </w:t>
-        </w:r>
-      </w:ins>
-      <w:ins w:id="172" w:author="PR Preview" w:date="2026-01-01T00:00:00Z">
-        <w:r>
-          <w:t xml:space="preserve">and</w:t>
-        </w:r>
-      </w:ins>
-      <w:ins w:id="173" w:author="PR Preview" w:date="2026-01-01T00:00:00Z">
-        <w:r>
-          <w:t xml:space="preserve"> </w:t>
-        </w:r>
-      </w:ins>
-      <m:oMath>
-        <m:r>
-          <m:t>y</m:t>
-        </m:r>
-      </m:oMath>
-      <w:ins w:id="174" w:author="PR Preview" w:date="2026-01-01T00:00:00Z">
-        <w:r>
-          <w:t xml:space="preserve"> </w:t>
-        </w:r>
-      </w:ins>
-      <w:ins w:id="175" w:author="PR Preview" w:date="2026-01-01T00:00:00Z">
-        <w:r>
-          <w:t xml:space="preserve">is the reciprocal of the average of their reciprocals:</w:t>
-        </w:r>
-      </w:ins>
+      <w:r>
+        <w:t xml:space="preserve"> </w:t>
+      </w:r>
+      <w:r>
+        <w:t xml:space="preserve">is the reciprocal of the average of their reciprocals:</w:t>
+      </w:r>
     </w:p>
     <w:p>
       <w:pPr>
